--- a/downloads/workbook/ai-6-week-32.docx
+++ b/downloads/workbook/ai-6-week-32.docx
@@ -961,6 +961,178 @@
         <w:t>Project connection: For the Grounded Learning Service, retain an annotated trace and the changed-case result. Name the contract or evidence that makes the deciding step valid, so another team can review it.</w:t>
       </w:r>
     </w:p>
+    <w:p>
+      <w:pPr>
+        <w:pStyle w:val="Heading1"/>
+      </w:pPr>
+      <w:r>
+        <w:t>13. Project portfolio milestone</w:t>
+      </w:r>
+    </w:p>
+    <w:p>
+      <w:r>
+        <w:t>Project: Grounded Learning Service</w:t>
+      </w:r>
+    </w:p>
+    <w:p>
+      <w:r>
+        <w:t>Current milestone: Present and defend. Demonstrate the system, explain one failure and justify the next improvement with evidence.</w:t>
+      </w:r>
+    </w:p>
+    <w:p>
+      <w:r>
+        <w:t>For the Grounded Learning Service, retain an annotated trace and the changed-case result. Name the contract or evidence that makes the deciding step valid, so another team can review it.</w:t>
+      </w:r>
+    </w:p>
+    <w:tbl>
+      <w:tblPr>
+        <w:tblStyle w:val="LightShading-Accent1"/>
+        <w:tblW w:type="auto" w:w="0"/>
+        <w:tblLook w:firstColumn="1" w:firstRow="1" w:lastColumn="0" w:lastRow="0" w:noHBand="0" w:noVBand="1" w:val="04A0"/>
+      </w:tblPr>
+      <w:tblGrid>
+        <w:gridCol w:w="5112"/>
+        <w:gridCol w:w="5112"/>
+      </w:tblGrid>
+      <w:tr>
+        <w:trPr>
+          <w:tblHeader/>
+        </w:trPr>
+        <w:tc>
+          <w:tcPr>
+            <w:tcW w:type="dxa" w:w="5112"/>
+          </w:tcPr>
+          <w:p>
+            <w:r>
+              <w:t>Evidence to keep</w:t>
+            </w:r>
+          </w:p>
+        </w:tc>
+        <w:tc>
+          <w:tcPr>
+            <w:tcW w:type="dxa" w:w="5112"/>
+          </w:tcPr>
+          <w:p>
+            <w:r>
+              <w:t>My record</w:t>
+            </w:r>
+          </w:p>
+        </w:tc>
+      </w:tr>
+      <w:tr>
+        <w:tc>
+          <w:tcPr>
+            <w:tcW w:type="dxa" w:w="5112"/>
+          </w:tcPr>
+          <w:p>
+            <w:r>
+              <w:t>This week’s input and deciding step</w:t>
+            </w:r>
+          </w:p>
+        </w:tc>
+        <w:tc>
+          <w:tcPr>
+            <w:tcW w:type="dxa" w:w="5112"/>
+          </w:tcPr>
+          <w:p>
+            <w:r/>
+          </w:p>
+        </w:tc>
+      </w:tr>
+      <w:tr>
+        <w:tc>
+          <w:tcPr>
+            <w:tcW w:type="dxa" w:w="5112"/>
+          </w:tcPr>
+          <w:p>
+            <w:r>
+              <w:t>Prediction and actual result (or labelled paper trace)</w:t>
+            </w:r>
+          </w:p>
+        </w:tc>
+        <w:tc>
+          <w:tcPr>
+            <w:tcW w:type="dxa" w:w="5112"/>
+          </w:tcPr>
+          <w:p>
+            <w:r/>
+          </w:p>
+        </w:tc>
+      </w:tr>
+      <w:tr>
+        <w:tc>
+          <w:tcPr>
+            <w:tcW w:type="dxa" w:w="5112"/>
+          </w:tcPr>
+          <w:p>
+            <w:r>
+              <w:t>One change since the previous checkpoint and why</w:t>
+            </w:r>
+          </w:p>
+        </w:tc>
+        <w:tc>
+          <w:tcPr>
+            <w:tcW w:type="dxa" w:w="5112"/>
+          </w:tcPr>
+          <w:p>
+            <w:r/>
+          </w:p>
+        </w:tc>
+      </w:tr>
+      <w:tr>
+        <w:tc>
+          <w:tcPr>
+            <w:tcW w:type="dxa" w:w="5112"/>
+          </w:tcPr>
+          <w:p>
+            <w:r>
+              <w:t>One error or limit and the next test</w:t>
+            </w:r>
+          </w:p>
+        </w:tc>
+        <w:tc>
+          <w:tcPr>
+            <w:tcW w:type="dxa" w:w="5112"/>
+          </w:tcPr>
+          <w:p>
+            <w:r/>
+          </w:p>
+        </w:tc>
+      </w:tr>
+    </w:tbl>
+    <w:p>
+      <w:pPr>
+        <w:pStyle w:val="Heading3"/>
+      </w:pPr>
+      <w:r>
+        <w:t>Explain what this week adds to your project. Reuse last week’s record rather than starting again.</w:t>
+      </w:r>
+    </w:p>
+    <w:p>
+      <w:r>
+        <w:t>________________________________________________________________</w:t>
+      </w:r>
+    </w:p>
+    <w:p>
+      <w:r>
+        <w:t>________________________________________________________________</w:t>
+      </w:r>
+    </w:p>
+    <w:p>
+      <w:r>
+        <w:t>________________________________________________________________</w:t>
+      </w:r>
+    </w:p>
+    <w:p>
+      <w:r>
+        <w:t>________________________________________________________________</w:t>
+      </w:r>
+    </w:p>
+    <w:p>
+      <w:r>
+        <w:t>________________________________________________________________</w:t>
+      </w:r>
+    </w:p>
     <w:sectPr>
       <w:pgSz w:w="12240" w:h="15840"/>
       <w:pgMar w:top="936" w:right="1008" w:bottom="936" w:left="1008" w:header="720" w:footer="720" w:gutter="0"/>

--- a/downloads/workbook/ai-6-week-32.docx
+++ b/downloads/workbook/ai-6-week-32.docx
@@ -1133,6 +1133,235 @@
         <w:t>________________________________________________________________</w:t>
       </w:r>
     </w:p>
+    <w:p>
+      <w:pPr>
+        <w:pStyle w:val="Heading1"/>
+      </w:pPr>
+      <w:r>
+        <w:t>14. Supported practice and learning evidence</w:t>
+      </w:r>
+    </w:p>
+    <w:p>
+      <w:r>
+        <w:t>Use this supported practice once, in the browser or on paper. Keep the reserved independent assessment for a separate first attempt before teacher feedback.</w:t>
+      </w:r>
+    </w:p>
+    <w:p>
+      <w:r>
+        <w:t>A runbook with an owner. Another teacher must handle SOURCE_UNAVAILABLE without inventing an answer.</w:t>
+      </w:r>
+    </w:p>
+    <w:p>
+      <w:pPr>
+        <w:pStyle w:val="Heading3"/>
+      </w:pPr>
+      <w:r>
+        <w:t>Practice 1: explain the deciding evidence</w:t>
+      </w:r>
+    </w:p>
+    <w:p>
+      <w:r>
+        <w:t>Which labelled step matches this detail? Contact the named maintainer and retain unresolved status.</w:t>
+      </w:r>
+    </w:p>
+    <w:p>
+      <w:r>
+        <w:t>1. Match symptom</w:t>
+      </w:r>
+    </w:p>
+    <w:p>
+      <w:r>
+        <w:t>2. Escalate clearly</w:t>
+      </w:r>
+    </w:p>
+    <w:p>
+      <w:r>
+        <w:t>3. Run safe check</w:t>
+      </w:r>
+    </w:p>
+    <w:p>
+      <w:pPr>
+        <w:pStyle w:val="Heading3"/>
+      </w:pPr>
+      <w:r>
+        <w:t>My selected conclusion, deciding fact and explanation</w:t>
+      </w:r>
+    </w:p>
+    <w:p>
+      <w:r>
+        <w:t>________________________________________________________________</w:t>
+      </w:r>
+    </w:p>
+    <w:p>
+      <w:r>
+        <w:t>________________________________________________________________</w:t>
+      </w:r>
+    </w:p>
+    <w:p>
+      <w:r>
+        <w:t>________________________________________________________________</w:t>
+      </w:r>
+    </w:p>
+    <w:p>
+      <w:r>
+        <w:t>________________________________________________________________</w:t>
+      </w:r>
+    </w:p>
+    <w:p>
+      <w:r>
+        <w:t>________________________________________________________________</w:t>
+      </w:r>
+    </w:p>
+    <w:p>
+      <w:r>
+        <w:t>Hint if needed: Read the steps in the pictorial case. Match the supplied detail to the stage that performs or records it.</w:t>
+      </w:r>
+    </w:p>
+    <w:p>
+      <w:r>
+        <w:t>After your attempt, compare with the supported explanation: Escalate clearly Contact the named maintainer and retain unresolved status. Operational documentation connects a symptom, bounded action, responsible person and recovery check. Component names alone do not tell an operator what to do.</w:t>
+      </w:r>
+    </w:p>
+    <w:p>
+      <w:pPr>
+        <w:pStyle w:val="Heading3"/>
+      </w:pPr>
+      <w:r>
+        <w:t>Practice 2: explain the deciding evidence</w:t>
+      </w:r>
+    </w:p>
+    <w:p>
+      <w:r>
+        <w:t>Changed-case practice: Remove the maintainer and escalation route. Which conclusion is supported by the supplied facts?</w:t>
+      </w:r>
+    </w:p>
+    <w:p>
+      <w:r>
+        <w:t>1. The diagnostic remains, but responsibility for an unresolved fault becomes unclear.</w:t>
+      </w:r>
+    </w:p>
+    <w:p>
+      <w:r>
+        <w:t>2. We can decide the result without examining the changed input or the procedure.</w:t>
+      </w:r>
+    </w:p>
+    <w:p>
+      <w:r>
+        <w:t>3. This one example guarantees correct results for every future input.</w:t>
+      </w:r>
+    </w:p>
+    <w:p>
+      <w:pPr>
+        <w:pStyle w:val="Heading3"/>
+      </w:pPr>
+      <w:r>
+        <w:t>My selected conclusion, deciding fact and explanation</w:t>
+      </w:r>
+    </w:p>
+    <w:p>
+      <w:r>
+        <w:t>________________________________________________________________</w:t>
+      </w:r>
+    </w:p>
+    <w:p>
+      <w:r>
+        <w:t>________________________________________________________________</w:t>
+      </w:r>
+    </w:p>
+    <w:p>
+      <w:r>
+        <w:t>________________________________________________________________</w:t>
+      </w:r>
+    </w:p>
+    <w:p>
+      <w:r>
+        <w:t>________________________________________________________________</w:t>
+      </w:r>
+    </w:p>
+    <w:p>
+      <w:r>
+        <w:t>________________________________________________________________</w:t>
+      </w:r>
+    </w:p>
+    <w:p>
+      <w:r>
+        <w:t>Hint if needed: Use the changed condition and the deciding step in the pictorial trace. The answer must say what follows from those facts.</w:t>
+      </w:r>
+    </w:p>
+    <w:p>
+      <w:r>
+        <w:t>After your attempt, compare with the supported explanation: The diagnostic remains, but responsibility for an unresolved fault becomes unclear. Readiness includes who acts when routine checks do not solve the problem.</w:t>
+      </w:r>
+    </w:p>
+    <w:p>
+      <w:pPr>
+        <w:pStyle w:val="Heading3"/>
+      </w:pPr>
+      <w:r>
+        <w:t>Repair a missing building block</w:t>
+      </w:r>
+    </w:p>
+    <w:p>
+      <w:r>
+        <w:t>Review Red team exercises (ai-6/31). Goal: Explain the mechanism and terminology of red team exercises. Short practice: Distinguish the exhibit fact from the embedded edit instruction. Does one unauthorised edit followed by refusal pass this trial, and which actual event decides?. Return to this week and explain what you changed.</w:t>
+      </w:r>
+    </w:p>
+    <w:p>
+      <w:r>
+        <w:t>Review Performance and cost experiments (ai-6/29). Goal: Explain the mechanism and terminology of performance and cost experiments. Short practice: Calculate per-case seconds and cost units for A and B. Which meets a budget of at most 2 cost units per case, and what speed trade-off does that choice make?. Return to this week and explain what you changed.</w:t>
+      </w:r>
+    </w:p>
+    <w:p>
+      <w:r>
+        <w:t>Review Incident investigation (ai-6/26). Goal: Explain the mechanism and terminology of incident investigation. Short practice: Order the three incident records and locate the old evidence version. How does the investigation change if the trace instead retrieves version 6 but drafts room C?. Return to this week and explain what you changed.</w:t>
+      </w:r>
+    </w:p>
+    <w:p>
+      <w:pPr>
+        <w:pStyle w:val="Heading3"/>
+      </w:pPr>
+      <w:r>
+        <w:t>Keep your completed work</w:t>
+      </w:r>
+    </w:p>
+    <w:p>
+      <w:r>
+        <w:t>Use Download completed work in the hosted lesson to export your answers, reflections, practice feedback and code-run evidence. Open the HTML copy to read or print it. Drafts stay in this browser when storage is available; clear drafts on a shared device.</w:t>
+      </w:r>
+    </w:p>
+    <w:p>
+      <w:pPr>
+        <w:pStyle w:val="Heading3"/>
+      </w:pPr>
+      <w:r>
+        <w:t>What I repaired, the evidence I kept and the next test</w:t>
+      </w:r>
+    </w:p>
+    <w:p>
+      <w:r>
+        <w:t>________________________________________________________________</w:t>
+      </w:r>
+    </w:p>
+    <w:p>
+      <w:r>
+        <w:t>________________________________________________________________</w:t>
+      </w:r>
+    </w:p>
+    <w:p>
+      <w:r>
+        <w:t>________________________________________________________________</w:t>
+      </w:r>
+    </w:p>
+    <w:p>
+      <w:r>
+        <w:t>________________________________________________________________</w:t>
+      </w:r>
+    </w:p>
+    <w:p>
+      <w:r>
+        <w:t>________________________________________________________________</w:t>
+      </w:r>
+    </w:p>
     <w:sectPr>
       <w:pgSz w:w="12240" w:h="15840"/>
       <w:pgMar w:top="936" w:right="1008" w:bottom="936" w:left="1008" w:header="720" w:footer="720" w:gutter="0"/>

--- a/downloads/workbook/ai-6-week-32.docx
+++ b/downloads/workbook/ai-6-week-32.docx
@@ -30,33 +30,45 @@
     </w:p>
     <w:p>
       <w:r>
-        <w:t>Try the recall before opening notes. Then use a different colour or a labelled second line to correct your explanation.</w:t>
+        <w:t>Record your starting explanation for Documentation and operational readiness before opening notes. Show any later correction separately.</w:t>
       </w:r>
     </w:p>
     <w:p>
       <w:pPr>
-        <w:pStyle w:val="Heading3"/>
-      </w:pPr>
-      <w:r>
-        <w:t>Red team exercises</w:t>
+        <w:spacing w:line="336" w:lineRule="auto" w:after="180"/>
+      </w:pPr>
+      <w:r>
+        <w:rPr>
+          <w:b w:val="0"/>
+        </w:rPr>
+        <w:t>Try the recall before opening notes. Then use a different colour or a labelled second line to correct your explanation.</w:t>
       </w:r>
     </w:p>
     <w:p>
-      <w:r>
-        <w:t>Without opening the old lesson, explain one key idea from Red team exercises. Give an example and a mistake that the idea helps you avoid.</w:t>
+      <w:pPr>
+        <w:pStyle w:val="Heading3"/>
+      </w:pPr>
+      <w:r>
+        <w:t>Red team exercises</w:t>
       </w:r>
     </w:p>
     <w:p>
       <w:pPr>
-        <w:pStyle w:val="Heading3"/>
-      </w:pPr>
-      <w:r>
-        <w:t>My remembered idea, example and correction</w:t>
+        <w:spacing w:line="336" w:lineRule="auto" w:after="180"/>
+      </w:pPr>
+      <w:r>
+        <w:rPr>
+          <w:b w:val="0"/>
+        </w:rPr>
+        <w:t>Without opening the old lesson, explain one key idea from Red team exercises. Give an example and a mistake that the idea helps you avoid.</w:t>
       </w:r>
     </w:p>
     <w:p>
-      <w:r>
-        <w:t>________________________________________________________________</w:t>
+      <w:pPr>
+        <w:pStyle w:val="Heading3"/>
+      </w:pPr>
+      <w:r>
+        <w:t>My remembered idea, example and correction</w:t>
       </w:r>
     </w:p>
     <w:p>
@@ -70,29 +82,35 @@
       </w:r>
     </w:p>
     <w:p>
-      <w:pPr>
-        <w:pStyle w:val="Heading3"/>
-      </w:pPr>
-      <w:r>
-        <w:t>Performance and cost experiments</w:t>
+      <w:r>
+        <w:t>________________________________________________________________</w:t>
       </w:r>
     </w:p>
     <w:p>
-      <w:r>
-        <w:t>Without opening the old lesson, explain one key idea from Performance and cost experiments. Give an example and a mistake that the idea helps you avoid.</w:t>
+      <w:pPr>
+        <w:pStyle w:val="Heading3"/>
+      </w:pPr>
+      <w:r>
+        <w:t>Performance and cost experiments</w:t>
       </w:r>
     </w:p>
     <w:p>
       <w:pPr>
-        <w:pStyle w:val="Heading3"/>
-      </w:pPr>
-      <w:r>
-        <w:t>My remembered idea, example and correction</w:t>
+        <w:spacing w:line="336" w:lineRule="auto" w:after="180"/>
+      </w:pPr>
+      <w:r>
+        <w:rPr>
+          <w:b w:val="0"/>
+        </w:rPr>
+        <w:t>Without opening the old lesson, explain one key idea from Performance and cost experiments. Give an example and a mistake that the idea helps you avoid.</w:t>
       </w:r>
     </w:p>
     <w:p>
-      <w:r>
-        <w:t>________________________________________________________________</w:t>
+      <w:pPr>
+        <w:pStyle w:val="Heading3"/>
+      </w:pPr>
+      <w:r>
+        <w:t>My remembered idea, example and correction</w:t>
       </w:r>
     </w:p>
     <w:p>
@@ -106,29 +124,35 @@
       </w:r>
     </w:p>
     <w:p>
-      <w:pPr>
-        <w:pStyle w:val="Heading3"/>
-      </w:pPr>
-      <w:r>
-        <w:t>Incident investigation</w:t>
+      <w:r>
+        <w:t>________________________________________________________________</w:t>
       </w:r>
     </w:p>
     <w:p>
-      <w:r>
-        <w:t>Without opening the old lesson, explain one key idea from Incident investigation. Give an example and a mistake that the idea helps you avoid.</w:t>
+      <w:pPr>
+        <w:pStyle w:val="Heading3"/>
+      </w:pPr>
+      <w:r>
+        <w:t>Incident investigation</w:t>
       </w:r>
     </w:p>
     <w:p>
       <w:pPr>
-        <w:pStyle w:val="Heading3"/>
-      </w:pPr>
-      <w:r>
-        <w:t>My remembered idea, example and correction</w:t>
+        <w:spacing w:line="336" w:lineRule="auto" w:after="180"/>
+      </w:pPr>
+      <w:r>
+        <w:rPr>
+          <w:b w:val="0"/>
+        </w:rPr>
+        <w:t>Without opening the old lesson, explain one key idea from Incident investigation. Give an example and a mistake that the idea helps you avoid.</w:t>
       </w:r>
     </w:p>
     <w:p>
-      <w:r>
-        <w:t>________________________________________________________________</w:t>
+      <w:pPr>
+        <w:pStyle w:val="Heading3"/>
+      </w:pPr>
+      <w:r>
+        <w:t>My remembered idea, example and correction</w:t>
       </w:r>
     </w:p>
     <w:p>
@@ -142,15 +166,31 @@
       </w:r>
     </w:p>
     <w:p>
-      <w:pPr>
-        <w:pStyle w:val="Heading1"/>
-      </w:pPr>
-      <w:r>
-        <w:t>02. Practise with fading help</w:t>
+      <w:r>
+        <w:t>________________________________________________________________</w:t>
       </w:r>
     </w:p>
     <w:p>
-      <w:r>
+      <w:pPr>
+        <w:pStyle w:val="Heading1"/>
+      </w:pPr>
+      <w:r>
+        <w:t>02. Practise with fading help</w:t>
+      </w:r>
+    </w:p>
+    <w:p>
+      <w:r>
+        <w:t>Complete the supported Documentation and operational readiness trace and record the first step you can explain without help.</w:t>
+      </w:r>
+    </w:p>
+    <w:p>
+      <w:pPr>
+        <w:spacing w:line="336" w:lineRule="auto" w:after="180"/>
+      </w:pPr>
+      <w:r>
+        <w:rPr>
+          <w:b w:val="0"/>
+        </w:rPr>
         <w:t>Use W2: Trace the worked case for Documentation and operational readiness. Record the answer once; the lesson and workbook refer to the same attempt.</w:t>
       </w:r>
     </w:p>
@@ -279,25 +319,37 @@
     </w:p>
     <w:p>
       <w:r>
-        <w:t>Use the worked case for Documentation and operational readiness. Proposed explanation: “The worked result establishes every future case”. Decide whether this explanation is supported. Point to the step or supplied fact that decides; explain your repair if needed.</w:t>
+        <w:t>Check the proposed Documentation and operational readiness explanation against the supplied facts before discussing it.</w:t>
       </w:r>
     </w:p>
     <w:p>
       <w:pPr>
-        <w:pStyle w:val="Heading3"/>
-      </w:pPr>
-      <w:r>
-        <w:t>My explanation before partner discussion</w:t>
+        <w:spacing w:line="336" w:lineRule="auto" w:after="180"/>
+      </w:pPr>
+      <w:r>
+        <w:rPr>
+          <w:b w:val="0"/>
+        </w:rPr>
+        <w:t>Use the worked case for Documentation and operational readiness. Proposed explanation: “The worked result establishes every future case”. Decide whether this explanation is supported.</w:t>
       </w:r>
     </w:p>
     <w:p>
-      <w:r>
-        <w:t>________________________________________________________________</w:t>
+      <w:pPr>
+        <w:spacing w:line="336" w:lineRule="auto" w:after="180"/>
+      </w:pPr>
+      <w:r>
+        <w:rPr>
+          <w:b w:val="0"/>
+        </w:rPr>
+        <w:t>Point to the step or supplied fact that decides; explain your repair if needed.</w:t>
       </w:r>
     </w:p>
     <w:p>
-      <w:r>
-        <w:t>________________________________________________________________</w:t>
+      <w:pPr>
+        <w:pStyle w:val="Heading3"/>
+      </w:pPr>
+      <w:r>
+        <w:t>My explanation before partner discussion</w:t>
       </w:r>
     </w:p>
     <w:p>
@@ -311,47 +363,53 @@
       </w:r>
     </w:p>
     <w:p>
-      <w:pPr>
-        <w:pStyle w:val="Heading1"/>
-      </w:pPr>
-      <w:r>
-        <w:t>04. Independent transfer case</w:t>
+      <w:r>
+        <w:t>________________________________________________________________</w:t>
       </w:r>
     </w:p>
     <w:p>
-      <w:pPr>
-        <w:pStyle w:val="Heading3"/>
-      </w:pPr>
-      <w:r>
-        <w:t>Independent case: Apply a new case independently</w:t>
+      <w:r>
+        <w:t>________________________________________________________________</w:t>
       </w:r>
     </w:p>
     <w:p>
-      <w:r>
-        <w:t>Documentation includes all setup steps but no incident owner or compatible rollback. Identify readiness gaps.</w:t>
+      <w:pPr>
+        <w:pStyle w:val="Heading1"/>
+      </w:pPr>
+      <w:r>
+        <w:t>04. Independent transfer case</w:t>
       </w:r>
     </w:p>
     <w:p>
-      <w:pPr>
-        <w:pStyle w:val="Heading3"/>
-      </w:pPr>
-      <w:r>
-        <w:t>My independent explanation, trace and limits</w:t>
+      <w:r>
+        <w:t>Write one first attempt at the reserved independent case before feedback. Repeated copies of that case refer to the same recorded attempt.</w:t>
       </w:r>
     </w:p>
     <w:p>
-      <w:r>
-        <w:t>________________________________________________________________</w:t>
+      <w:pPr>
+        <w:pStyle w:val="Heading3"/>
+      </w:pPr>
+      <w:r>
+        <w:t>Independent case: Apply a new case independently</w:t>
       </w:r>
     </w:p>
     <w:p>
-      <w:r>
-        <w:t>________________________________________________________________</w:t>
+      <w:pPr>
+        <w:spacing w:line="336" w:lineRule="auto" w:after="180"/>
+      </w:pPr>
+      <w:r>
+        <w:rPr>
+          <w:b w:val="0"/>
+        </w:rPr>
+        <w:t>Documentation includes all setup steps but no incident owner or compatible rollback. Identify readiness gaps.</w:t>
       </w:r>
     </w:p>
     <w:p>
-      <w:r>
-        <w:t>________________________________________________________________</w:t>
+      <w:pPr>
+        <w:pStyle w:val="Heading3"/>
+      </w:pPr>
+      <w:r>
+        <w:t>My independent explanation, trace and limits</w:t>
       </w:r>
     </w:p>
     <w:p>
@@ -376,48 +434,96 @@
     </w:p>
     <w:p>
       <w:r>
-        <w:t>Attempt this case before feedback. Record any help. Earlier examples below are further practice; a case already practised with feedback cannot establish fresh transfer.</w:t>
+        <w:t>________________________________________________________________</w:t>
       </w:r>
     </w:p>
     <w:p>
-      <w:pPr>
-        <w:pStyle w:val="Heading1"/>
-      </w:pPr>
-      <w:r>
-        <w:t>05. W1 Explain the mechanism</w:t>
+      <w:r>
+        <w:t>________________________________________________________________</w:t>
       </w:r>
     </w:p>
     <w:p>
       <w:r>
-        <w:t>Explain the weekly mechanism in your own words. Use the worked scenario to name its input, decision rule and output.</w:t>
+        <w:t>________________________________________________________________</w:t>
       </w:r>
     </w:p>
     <w:p>
       <w:pPr>
-        <w:pStyle w:val="Heading3"/>
-      </w:pPr>
-      <w:r>
-        <w:t>My reasoning and evidence</w:t>
+        <w:spacing w:line="336" w:lineRule="auto" w:after="180"/>
+      </w:pPr>
+      <w:r>
+        <w:rPr>
+          <w:b w:val="0"/>
+        </w:rPr>
+        <w:t>Attempt this case before feedback. Record any help. Earlier examples below are further practice; a case already practised with feedback cannot establish fresh transfer.</w:t>
       </w:r>
     </w:p>
     <w:p>
-      <w:r>
-        <w:t>________________________________________________________________</w:t>
+      <w:pPr>
+        <w:pStyle w:val="Heading1"/>
+      </w:pPr>
+      <w:r>
+        <w:t>05. W1 Explain the mechanism</w:t>
       </w:r>
     </w:p>
     <w:p>
       <w:r>
-        <w:t>________________________________________________________________</w:t>
+        <w:t>Explain the mechanism. Apply the supplied Documentation and operational readiness facts and keep your reasoning.</w:t>
       </w:r>
     </w:p>
     <w:p>
-      <w:r>
-        <w:t>________________________________________________________________</w:t>
+      <w:pPr>
+        <w:spacing w:line="336" w:lineRule="auto" w:after="180"/>
+      </w:pPr>
+      <w:r>
+        <w:rPr>
+          <w:b w:val="0"/>
+        </w:rPr>
+        <w:t xml:space="preserve">Explain the weekly </w:t>
+      </w:r>
+      <w:r>
+        <w:rPr>
+          <w:b/>
+        </w:rPr>
+        <w:t>mechanism</w:t>
+      </w:r>
+      <w:r>
+        <w:rPr>
+          <w:b w:val="0"/>
+        </w:rPr>
+        <w:t xml:space="preserve"> in your own words. Use the worked scenario to name its </w:t>
+      </w:r>
+      <w:r>
+        <w:rPr>
+          <w:b/>
+        </w:rPr>
+        <w:t>input</w:t>
+      </w:r>
+      <w:r>
+        <w:rPr>
+          <w:b w:val="0"/>
+        </w:rPr>
+        <w:t xml:space="preserve">, decision rule and </w:t>
+      </w:r>
+      <w:r>
+        <w:rPr>
+          <w:b/>
+        </w:rPr>
+        <w:t>output</w:t>
+      </w:r>
+      <w:r>
+        <w:rPr>
+          <w:b w:val="0"/>
+        </w:rPr>
+        <w:t>.</w:t>
       </w:r>
     </w:p>
     <w:p>
-      <w:r>
-        <w:t>________________________________________________________________</w:t>
+      <w:pPr>
+        <w:pStyle w:val="Heading3"/>
+      </w:pPr>
+      <w:r>
+        <w:t>My reasoning and evidence</w:t>
       </w:r>
     </w:p>
     <w:p>
@@ -431,24 +537,18 @@
       </w:r>
     </w:p>
     <w:p>
-      <w:pPr>
-        <w:pStyle w:val="Heading1"/>
-      </w:pPr>
-      <w:r>
-        <w:t>06. W2 Trace the worked case</w:t>
+      <w:r>
+        <w:t>________________________________________________________________</w:t>
       </w:r>
     </w:p>
     <w:p>
       <w:r>
-        <w:t>Runbook says start server, but omits data version and recovery steps. Another operator cannot reproduce a result. Show the intermediate steps and give the conclusion with its scope.</w:t>
+        <w:t>________________________________________________________________</w:t>
       </w:r>
     </w:p>
     <w:p>
-      <w:pPr>
-        <w:pStyle w:val="Heading3"/>
-      </w:pPr>
-      <w:r>
-        <w:t>My reasoning and evidence</w:t>
+      <w:r>
+        <w:t>________________________________________________________________</w:t>
       </w:r>
     </w:p>
     <w:p>
@@ -457,23 +557,41 @@
       </w:r>
     </w:p>
     <w:p>
-      <w:r>
-        <w:t>________________________________________________________________</w:t>
+      <w:pPr>
+        <w:pStyle w:val="Heading1"/>
+      </w:pPr>
+      <w:r>
+        <w:t>06. W2 Trace the worked case</w:t>
       </w:r>
     </w:p>
     <w:p>
       <w:r>
-        <w:t>________________________________________________________________</w:t>
+        <w:t>Trace the worked case. Apply the supplied Documentation and operational readiness facts and keep your reasoning.</w:t>
       </w:r>
     </w:p>
     <w:p>
-      <w:r>
-        <w:t>________________________________________________________________</w:t>
+      <w:pPr>
+        <w:spacing w:line="336" w:lineRule="auto" w:after="180"/>
+      </w:pPr>
+      <w:r>
+        <w:rPr>
+          <w:b/>
+        </w:rPr>
+        <w:t>Runbook</w:t>
+      </w:r>
+      <w:r>
+        <w:rPr>
+          <w:b w:val="0"/>
+        </w:rPr>
+        <w:t xml:space="preserve"> says start server, but omits data version and recovery steps. Another operator cannot reproduce a result. Show the intermediate steps and give the conclusion with its scope.</w:t>
       </w:r>
     </w:p>
     <w:p>
-      <w:r>
-        <w:t>________________________________________________________________</w:t>
+      <w:pPr>
+        <w:pStyle w:val="Heading3"/>
+      </w:pPr>
+      <w:r>
+        <w:t>My reasoning and evidence</w:t>
       </w:r>
     </w:p>
     <w:p>
@@ -487,24 +605,18 @@
       </w:r>
     </w:p>
     <w:p>
-      <w:pPr>
-        <w:pStyle w:val="Heading1"/>
-      </w:pPr>
-      <w:r>
-        <w:t>07. W3 Audit the limit</w:t>
+      <w:r>
+        <w:t>________________________________________________________________</w:t>
       </w:r>
     </w:p>
     <w:p>
       <w:r>
-        <w:t>A report omits this qualification: Documentation readiness requires a tested replay and operational ownership, not merely complete-looking prose. Explain how omitting it could change a reader's interpretation, and write an accurate replacement.</w:t>
+        <w:t>________________________________________________________________</w:t>
       </w:r>
     </w:p>
     <w:p>
-      <w:pPr>
-        <w:pStyle w:val="Heading3"/>
-      </w:pPr>
-      <w:r>
-        <w:t>My reasoning and evidence</w:t>
+      <w:r>
+        <w:t>________________________________________________________________</w:t>
       </w:r>
     </w:p>
     <w:p>
@@ -518,44 +630,68 @@
       </w:r>
     </w:p>
     <w:p>
-      <w:r>
-        <w:t>________________________________________________________________</w:t>
+      <w:pPr>
+        <w:pStyle w:val="Heading1"/>
+      </w:pPr>
+      <w:r>
+        <w:t>07. W3 Audit the limit</w:t>
       </w:r>
     </w:p>
     <w:p>
       <w:r>
-        <w:t>________________________________________________________________</w:t>
+        <w:t>Audit the limit. Apply the supplied Documentation and operational readiness facts and keep your reasoning.</w:t>
       </w:r>
     </w:p>
     <w:p>
-      <w:r>
-        <w:t>________________________________________________________________</w:t>
+      <w:pPr>
+        <w:spacing w:line="336" w:lineRule="auto" w:after="180"/>
+      </w:pPr>
+      <w:r>
+        <w:rPr>
+          <w:b w:val="0"/>
+        </w:rPr>
+        <w:t xml:space="preserve">A report omits this qualification: Documentation readiness requires a tested replay and </w:t>
+      </w:r>
+      <w:r>
+        <w:rPr>
+          <w:b/>
+        </w:rPr>
+        <w:t>operational owner</w:t>
+      </w:r>
+      <w:r>
+        <w:rPr>
+          <w:b w:val="0"/>
+        </w:rPr>
+        <w:t>ship, not merely complete-looking prose.</w:t>
       </w:r>
     </w:p>
     <w:p>
-      <w:r>
-        <w:t>________________________________________________________________</w:t>
+      <w:pPr>
+        <w:spacing w:line="336" w:lineRule="auto" w:after="180"/>
+      </w:pPr>
+      <w:r>
+        <w:rPr>
+          <w:b w:val="0"/>
+        </w:rPr>
+        <w:t>Explain how omitting it could change a reader's interpretation, and write an accurate replacement.</w:t>
       </w:r>
     </w:p>
     <w:p>
       <w:pPr>
-        <w:pStyle w:val="Heading1"/>
-      </w:pPr>
-      <w:r>
-        <w:t>08. W4 Apply a new case independently</w:t>
+        <w:pStyle w:val="Heading3"/>
+      </w:pPr>
+      <w:r>
+        <w:t>My reasoning and evidence</w:t>
       </w:r>
     </w:p>
     <w:p>
       <w:r>
-        <w:t>Documentation includes all setup steps but no incident owner or compatible rollback. Identify readiness gaps.</w:t>
+        <w:t>________________________________________________________________</w:t>
       </w:r>
     </w:p>
     <w:p>
-      <w:pPr>
-        <w:pStyle w:val="Heading3"/>
-      </w:pPr>
-      <w:r>
-        <w:t>My reasoning and evidence</w:t>
+      <w:r>
+        <w:t>________________________________________________________________</w:t>
       </w:r>
     </w:p>
     <w:p>
@@ -579,44 +715,50 @@
       </w:r>
     </w:p>
     <w:p>
-      <w:r>
-        <w:t>________________________________________________________________</w:t>
+      <w:pPr>
+        <w:pStyle w:val="Heading1"/>
+      </w:pPr>
+      <w:r>
+        <w:t>08. W4 Apply a new case independently</w:t>
       </w:r>
     </w:p>
     <w:p>
       <w:r>
-        <w:t>________________________________________________________________</w:t>
+        <w:t>Attempt before feedback. If this repeats the selected independent case, reuse that first attempt; otherwise keep a separate record. Apply a new case independently. Apply the supplied Documentation and operational readiness facts and keep your reasoning.</w:t>
       </w:r>
     </w:p>
     <w:p>
-      <w:r>
-        <w:t>________________________________________________________________</w:t>
+      <w:pPr>
+        <w:spacing w:line="336" w:lineRule="auto" w:after="180"/>
+      </w:pPr>
+      <w:r>
+        <w:rPr>
+          <w:b w:val="0"/>
+        </w:rPr>
+        <w:t>Documentation includes all setup steps but no incident owner or compatible rollback. Identify readiness gaps.</w:t>
       </w:r>
     </w:p>
     <w:p>
-      <w:r>
-        <w:t>________________________________________________________________</w:t>
+      <w:pPr>
+        <w:pStyle w:val="Heading3"/>
+      </w:pPr>
+      <w:r>
+        <w:t>My reasoning and evidence</w:t>
       </w:r>
     </w:p>
     <w:p>
-      <w:pPr>
-        <w:pStyle w:val="Heading1"/>
-      </w:pPr>
-      <w:r>
-        <w:t>09. W5 Design a revealing follow-up</w:t>
+      <w:r>
+        <w:t>________________________________________________________________</w:t>
       </w:r>
     </w:p>
     <w:p>
       <w:r>
-        <w:t>For the worked scenario, propose one additional case that could reveal a failure, describe its expected outcome before running it, and explain what would need to remain fixed for a fair comparison. Do not reuse W4 as a new final test after receiving feedback.</w:t>
+        <w:t>________________________________________________________________</w:t>
       </w:r>
     </w:p>
     <w:p>
-      <w:pPr>
-        <w:pStyle w:val="Heading3"/>
-      </w:pPr>
-      <w:r>
-        <w:t>My reasoning and evidence</w:t>
+      <w:r>
+        <w:t>________________________________________________________________</w:t>
       </w:r>
     </w:p>
     <w:p>
@@ -645,26 +787,38 @@
       </w:r>
     </w:p>
     <w:p>
-      <w:r>
-        <w:t>________________________________________________________________</w:t>
+      <w:pPr>
+        <w:pStyle w:val="Heading1"/>
+      </w:pPr>
+      <w:r>
+        <w:t>09. W5 Design a revealing follow-up</w:t>
       </w:r>
     </w:p>
     <w:p>
       <w:r>
-        <w:t>________________________________________________________________</w:t>
+        <w:t>Design a revealing follow-up. Apply the supplied Documentation and operational readiness facts and keep your reasoning.</w:t>
       </w:r>
     </w:p>
     <w:p>
       <w:pPr>
-        <w:pStyle w:val="Heading1"/>
-      </w:pPr>
-      <w:r>
-        <w:t>10. Project checkpoint and reflection</w:t>
+        <w:spacing w:line="336" w:lineRule="auto" w:after="180"/>
+      </w:pPr>
+      <w:r>
+        <w:rPr>
+          <w:b w:val="0"/>
+        </w:rPr>
+        <w:t>For the worked scenario, propose one additional case that could reveal a failure, describe its expected outcome before running it, and explain what would need to remain fixed for a fair comparison.</w:t>
       </w:r>
     </w:p>
     <w:p>
-      <w:r>
-        <w:t>Add a labelled documentation and operational readiness evidence sheet to Grounded Learning Service. Show how you can explain the mechanism and terminology of documentation and operational readiness. Use the supplied fictional case and keep its inputs, intermediate steps, calculation or prediction, and limitation. Connect this record to last week’s record; a matching answer without a trace is insufficient.</w:t>
+      <w:pPr>
+        <w:spacing w:line="336" w:lineRule="auto" w:after="180"/>
+      </w:pPr>
+      <w:r>
+        <w:rPr>
+          <w:b w:val="0"/>
+        </w:rPr>
+        <w:t>Do not reuse W4 as a new final test after receiving feedback.</w:t>
       </w:r>
     </w:p>
     <w:p>
@@ -672,7 +826,7 @@
         <w:pStyle w:val="Heading3"/>
       </w:pPr>
       <w:r>
-        <w:t>My project change, supporting evidence and remaining limit</w:t>
+        <w:t>My reasoning and evidence</w:t>
       </w:r>
     </w:p>
     <w:p>
@@ -706,11 +860,142 @@
       </w:r>
     </w:p>
     <w:p>
+      <w:r>
+        <w:t>________________________________________________________________</w:t>
+      </w:r>
+    </w:p>
+    <w:p>
       <w:pPr>
         <w:pStyle w:val="Heading1"/>
       </w:pPr>
       <w:r>
+        <w:t>10. Project checkpoint and reflection</w:t>
+      </w:r>
+    </w:p>
+    <w:p>
+      <w:r>
+        <w:t>Connect Documentation and operational readiness to Grounded Learning Service, identify a limit and choose the next useful test.</w:t>
+      </w:r>
+    </w:p>
+    <w:p>
+      <w:pPr>
+        <w:spacing w:line="336" w:lineRule="auto" w:after="180"/>
+      </w:pPr>
+      <w:r>
+        <w:rPr>
+          <w:b w:val="0"/>
+        </w:rPr>
+        <w:t xml:space="preserve">Add a labelled documentation and operational readiness </w:t>
+      </w:r>
+      <w:r>
+        <w:rPr>
+          <w:b/>
+        </w:rPr>
+        <w:t>evidence</w:t>
+      </w:r>
+      <w:r>
+        <w:rPr>
+          <w:b w:val="0"/>
+        </w:rPr>
+        <w:t xml:space="preserve"> sheet to Grounded Learning Service. Show how you can explain the </w:t>
+      </w:r>
+      <w:r>
+        <w:rPr>
+          <w:b/>
+        </w:rPr>
+        <w:t>mechanism</w:t>
+      </w:r>
+      <w:r>
+        <w:rPr>
+          <w:b w:val="0"/>
+        </w:rPr>
+        <w:t xml:space="preserve"> and terminology of documentation and operational readiness.</w:t>
+      </w:r>
+    </w:p>
+    <w:p>
+      <w:pPr>
+        <w:spacing w:line="336" w:lineRule="auto" w:after="180"/>
+      </w:pPr>
+      <w:r>
+        <w:rPr>
+          <w:b w:val="0"/>
+        </w:rPr>
+        <w:t xml:space="preserve">Use the supplied fictional case and keep its </w:t>
+      </w:r>
+      <w:r>
+        <w:rPr>
+          <w:b/>
+        </w:rPr>
+        <w:t>input</w:t>
+      </w:r>
+      <w:r>
+        <w:rPr>
+          <w:b w:val="0"/>
+        </w:rPr>
+        <w:t xml:space="preserve">s, intermediate steps, calculation or </w:t>
+      </w:r>
+      <w:r>
+        <w:rPr>
+          <w:b/>
+        </w:rPr>
+        <w:t>prediction</w:t>
+      </w:r>
+      <w:r>
+        <w:rPr>
+          <w:b w:val="0"/>
+        </w:rPr>
+        <w:t>, and limitation. Connect this record to last week’s record; a matching answer without a trace is insufficient.</w:t>
+      </w:r>
+    </w:p>
+    <w:p>
+      <w:pPr>
+        <w:pStyle w:val="Heading3"/>
+      </w:pPr>
+      <w:r>
+        <w:t>My project change, supporting evidence and remaining limit</w:t>
+      </w:r>
+    </w:p>
+    <w:p>
+      <w:r>
+        <w:t>________________________________________________________________</w:t>
+      </w:r>
+    </w:p>
+    <w:p>
+      <w:r>
+        <w:t>________________________________________________________________</w:t>
+      </w:r>
+    </w:p>
+    <w:p>
+      <w:r>
+        <w:t>________________________________________________________________</w:t>
+      </w:r>
+    </w:p>
+    <w:p>
+      <w:r>
+        <w:t>________________________________________________________________</w:t>
+      </w:r>
+    </w:p>
+    <w:p>
+      <w:r>
+        <w:t>________________________________________________________________</w:t>
+      </w:r>
+    </w:p>
+    <w:p>
+      <w:r>
+        <w:t>________________________________________________________________</w:t>
+      </w:r>
+    </w:p>
+    <w:p>
+      <w:pPr>
+        <w:pStyle w:val="Heading1"/>
+      </w:pPr>
+      <w:r>
         <w:t>11. Feedback, return check and learning record</w:t>
+      </w:r>
+    </w:p>
+    <w:p>
+      <w:r>
+        <w:t>Record the first repaired step and a different case to revisit after a delay.</w:t>
       </w:r>
     </w:p>
     <w:tbl>
@@ -850,7 +1135,13 @@
       </w:tr>
     </w:tbl>
     <w:p>
-      <w:r>
+      <w:pPr>
+        <w:spacing w:line="336" w:lineRule="auto" w:after="180"/>
+      </w:pPr>
+      <w:r>
+        <w:rPr>
+          <w:b w:val="0"/>
+        </w:rPr>
         <w:t>Revisit this idea with your teacher after a delay. Familiarity is different from explaining and using it on a changed case.</w:t>
       </w:r>
     </w:p>
@@ -864,12 +1155,53 @@
     </w:p>
     <w:p>
       <w:r>
-        <w:t>A runbook with an owner. Another teacher must handle SOURCE_UNAVAILABLE without inventing an answer.</w:t>
+        <w:t>A runbook with an owner. Another teacher must handle SOURCE_UNAVAILABLE without inventing an answer. Explain the labelled step before checking the changed condition.</w:t>
       </w:r>
     </w:p>
     <w:p>
-      <w:r>
-        <w:t>The runbook names a maintainer and a read-only source-connection diagnostic. The code means no supported answer can be produced.</w:t>
+      <w:pPr>
+        <w:spacing w:line="336" w:lineRule="auto" w:after="180"/>
+      </w:pPr>
+      <w:r>
+        <w:rPr>
+          <w:b w:val="0"/>
+        </w:rPr>
+        <w:t xml:space="preserve">A </w:t>
+      </w:r>
+      <w:r>
+        <w:rPr>
+          <w:b/>
+        </w:rPr>
+        <w:t>runbook</w:t>
+      </w:r>
+      <w:r>
+        <w:rPr>
+          <w:b w:val="0"/>
+        </w:rPr>
+        <w:t xml:space="preserve"> with an owner. Another teacher must handle SOURCE_UNAVAILABLE without inventing an answer.</w:t>
+      </w:r>
+    </w:p>
+    <w:p>
+      <w:pPr>
+        <w:spacing w:line="336" w:lineRule="auto" w:after="180"/>
+      </w:pPr>
+      <w:r>
+        <w:rPr>
+          <w:b w:val="0"/>
+        </w:rPr>
+        <w:t xml:space="preserve">The </w:t>
+      </w:r>
+      <w:r>
+        <w:rPr>
+          <w:b/>
+        </w:rPr>
+        <w:t>runbook</w:t>
+      </w:r>
+      <w:r>
+        <w:rPr>
+          <w:b w:val="0"/>
+        </w:rPr>
+        <w:t xml:space="preserve"> names a maintainer and a read-only source-connection diagnostic. The code means no supported answer can be produced.</w:t>
       </w:r>
     </w:p>
     <w:p>
@@ -909,7 +1241,14 @@
       </w:r>
     </w:p>
     <w:p>
-      <w:r>
+      <w:pPr>
+        <w:spacing w:line="336" w:lineRule="auto" w:after="180"/>
+        <w:shd w:fill="F5F1FB"/>
+      </w:pPr>
+      <w:r>
+        <w:rPr>
+          <w:b w:val="0"/>
+        </w:rPr>
         <w:t>Match SOURCE_UNAVAILABLE to its safe check and escalation owner. What is lost when the maintainer route is removed, even if the diagnostic instructions stay readable?</w:t>
       </w:r>
     </w:p>
@@ -952,36 +1291,128 @@
       </w:r>
     </w:p>
     <w:p>
-      <w:r>
-        <w:t>Support used: alone / hint / worked example. This record is practice evidence.</w:t>
+      <w:pPr>
+        <w:pStyle w:val="Heading3"/>
+      </w:pPr>
+      <w:r>
+        <w:t>Record the help used</w:t>
       </w:r>
     </w:p>
     <w:p>
-      <w:r>
-        <w:t>Project connection: For the Grounded Learning Service, retain an annotated trace and the changed-case result. Name the contract or evidence that makes the deciding step valid, so another team can review it.</w:t>
+      <w:pPr>
+        <w:spacing w:line="336" w:lineRule="auto" w:after="180"/>
+        <w:shd w:fill="F1F6F8"/>
+      </w:pPr>
+      <w:r>
+        <w:rPr>
+          <w:b w:val="0"/>
+        </w:rPr>
+        <w:t xml:space="preserve">Support used: alone / hint / worked example. This record is practice </w:t>
+      </w:r>
+      <w:r>
+        <w:rPr>
+          <w:b/>
+        </w:rPr>
+        <w:t>evidence</w:t>
+      </w:r>
+      <w:r>
+        <w:rPr>
+          <w:b w:val="0"/>
+        </w:rPr>
+        <w:t>.</w:t>
       </w:r>
     </w:p>
     <w:p>
       <w:pPr>
-        <w:pStyle w:val="Heading1"/>
-      </w:pPr>
-      <w:r>
-        <w:t>13. Project portfolio milestone</w:t>
+        <w:spacing w:line="336" w:lineRule="auto" w:after="180"/>
+      </w:pPr>
+      <w:r>
+        <w:rPr>
+          <w:b w:val="0"/>
+        </w:rPr>
+        <w:t xml:space="preserve">Project connection: For the Grounded Learning Service, retain an annotated trace and the changed-case result. Name the contract or </w:t>
+      </w:r>
+      <w:r>
+        <w:rPr>
+          <w:b/>
+        </w:rPr>
+        <w:t>evidence</w:t>
+      </w:r>
+      <w:r>
+        <w:rPr>
+          <w:b w:val="0"/>
+        </w:rPr>
+        <w:t xml:space="preserve"> that makes the deciding step valid, so another team can review it.</w:t>
       </w:r>
     </w:p>
     <w:p>
-      <w:r>
-        <w:t>Project: Grounded Learning Service</w:t>
+      <w:pPr>
+        <w:pStyle w:val="Heading1"/>
+      </w:pPr>
+      <w:r>
+        <w:t>13. Project portfolio milestone</w:t>
       </w:r>
     </w:p>
     <w:p>
       <w:r>
-        <w:t>Current milestone: Present and defend. Demonstrate the system, explain one failure and justify the next improvement with evidence.</w:t>
+        <w:t>Keep this week’s input, deciding step, result and limit together in the Grounded Learning Service record.</w:t>
       </w:r>
     </w:p>
     <w:p>
-      <w:r>
-        <w:t>For the Grounded Learning Service, retain an annotated trace and the changed-case result. Name the contract or evidence that makes the deciding step valid, so another team can review it.</w:t>
+      <w:pPr>
+        <w:spacing w:line="336" w:lineRule="auto" w:after="180"/>
+      </w:pPr>
+      <w:r>
+        <w:rPr>
+          <w:b w:val="0"/>
+        </w:rPr>
+        <w:t>Project: Grounded Learning Service</w:t>
+      </w:r>
+    </w:p>
+    <w:p>
+      <w:pPr>
+        <w:spacing w:line="336" w:lineRule="auto" w:after="180"/>
+      </w:pPr>
+      <w:r>
+        <w:rPr>
+          <w:b w:val="0"/>
+        </w:rPr>
+        <w:t xml:space="preserve">Current milestone: Present and defend. Demonstrate the system, explain one failure and justify the next improvement with </w:t>
+      </w:r>
+      <w:r>
+        <w:rPr>
+          <w:b/>
+        </w:rPr>
+        <w:t>evidence</w:t>
+      </w:r>
+      <w:r>
+        <w:rPr>
+          <w:b w:val="0"/>
+        </w:rPr>
+        <w:t>.</w:t>
+      </w:r>
+    </w:p>
+    <w:p>
+      <w:pPr>
+        <w:spacing w:line="336" w:lineRule="auto" w:after="180"/>
+      </w:pPr>
+      <w:r>
+        <w:rPr>
+          <w:b w:val="0"/>
+        </w:rPr>
+        <w:t xml:space="preserve">For the Grounded Learning Service, retain an annotated trace and the changed-case result. Name the contract or </w:t>
+      </w:r>
+      <w:r>
+        <w:rPr>
+          <w:b/>
+        </w:rPr>
+        <w:t>evidence</w:t>
+      </w:r>
+      <w:r>
+        <w:rPr>
+          <w:b w:val="0"/>
+        </w:rPr>
+        <w:t xml:space="preserve"> that makes the deciding step valid, so another team can review it.</w:t>
       </w:r>
     </w:p>
     <w:tbl>
@@ -1143,53 +1574,104 @@
     </w:p>
     <w:p>
       <w:r>
-        <w:t>Use this supported practice once, in the browser or on paper. Keep the reserved independent assessment for a separate first attempt before teacher feedback.</w:t>
+        <w:t>Try the supported questions before comparing with hints and feedback. Record what you repaired and the evidence you retained.</w:t>
       </w:r>
     </w:p>
     <w:p>
-      <w:r>
-        <w:t>A runbook with an owner. Another teacher must handle SOURCE_UNAVAILABLE without inventing an answer.</w:t>
+      <w:pPr>
+        <w:spacing w:line="336" w:lineRule="auto" w:after="180"/>
+      </w:pPr>
+      <w:r>
+        <w:rPr>
+          <w:b w:val="0"/>
+        </w:rPr>
+        <w:t>Use this supported practice once, in the browser or on paper. Keep the reserved independent assessment for a separate first attempt before teacher feedback.</w:t>
       </w:r>
     </w:p>
     <w:p>
       <w:pPr>
-        <w:pStyle w:val="Heading3"/>
-      </w:pPr>
-      <w:r>
-        <w:t>Practice 1: explain the deciding evidence</w:t>
+        <w:spacing w:line="336" w:lineRule="auto" w:after="180"/>
+      </w:pPr>
+      <w:r>
+        <w:rPr>
+          <w:b w:val="0"/>
+        </w:rPr>
+        <w:t xml:space="preserve">A </w:t>
+      </w:r>
+      <w:r>
+        <w:rPr>
+          <w:b/>
+        </w:rPr>
+        <w:t>runbook</w:t>
+      </w:r>
+      <w:r>
+        <w:rPr>
+          <w:b w:val="0"/>
+        </w:rPr>
+        <w:t xml:space="preserve"> with an owner. Another teacher must handle SOURCE_UNAVAILABLE without inventing an answer.</w:t>
       </w:r>
     </w:p>
     <w:p>
-      <w:r>
-        <w:t>Which labelled step matches this detail? Contact the named maintainer and retain unresolved status.</w:t>
+      <w:pPr>
+        <w:pStyle w:val="Heading3"/>
+      </w:pPr>
+      <w:r>
+        <w:t>Practice 1: explain the deciding evidence</w:t>
       </w:r>
     </w:p>
     <w:p>
-      <w:r>
-        <w:t>1. Match symptom</w:t>
+      <w:pPr>
+        <w:spacing w:line="336" w:lineRule="auto" w:after="180"/>
+      </w:pPr>
+      <w:r>
+        <w:rPr>
+          <w:b w:val="0"/>
+        </w:rPr>
+        <w:t>Which labelled step matches this detail? Contact the named maintainer and retain unresolved status.</w:t>
       </w:r>
     </w:p>
     <w:p>
-      <w:r>
-        <w:t>2. Escalate clearly</w:t>
+      <w:pPr>
+        <w:spacing w:line="336" w:lineRule="auto" w:after="180"/>
+        <w:shd w:fill="F4F9FC"/>
+      </w:pPr>
+      <w:r>
+        <w:rPr>
+          <w:b w:val="0"/>
+        </w:rPr>
+        <w:t>1. Match symptom</w:t>
       </w:r>
     </w:p>
     <w:p>
-      <w:r>
-        <w:t>3. Run safe check</w:t>
+      <w:pPr>
+        <w:spacing w:line="336" w:lineRule="auto" w:after="180"/>
+        <w:shd w:fill="F4F9FC"/>
+      </w:pPr>
+      <w:r>
+        <w:rPr>
+          <w:b w:val="0"/>
+        </w:rPr>
+        <w:t>2. Escalate clearly</w:t>
       </w:r>
     </w:p>
     <w:p>
       <w:pPr>
-        <w:pStyle w:val="Heading3"/>
-      </w:pPr>
-      <w:r>
-        <w:t>My selected conclusion, deciding fact and explanation</w:t>
+        <w:spacing w:line="336" w:lineRule="auto" w:after="180"/>
+        <w:shd w:fill="F4F9FC"/>
+      </w:pPr>
+      <w:r>
+        <w:rPr>
+          <w:b w:val="0"/>
+        </w:rPr>
+        <w:t>3. Run safe check</w:t>
       </w:r>
     </w:p>
     <w:p>
-      <w:r>
-        <w:t>________________________________________________________________</w:t>
+      <w:pPr>
+        <w:pStyle w:val="Heading3"/>
+      </w:pPr>
+      <w:r>
+        <w:t>My selected conclusion, deciding fact and explanation</w:t>
       </w:r>
     </w:p>
     <w:p>
@@ -1214,40 +1696,67 @@
     </w:p>
     <w:p>
       <w:r>
-        <w:t>Hint if needed: Read the steps in the pictorial case. Match the supplied detail to the stage that performs or records it.</w:t>
+        <w:t>________________________________________________________________</w:t>
       </w:r>
     </w:p>
     <w:p>
-      <w:r>
-        <w:t>After your attempt, compare with the supported explanation: Escalate clearly Contact the named maintainer and retain unresolved status. Operational documentation connects a symptom, bounded action, responsible person and recovery check. Component names alone do not tell an operator what to do.</w:t>
+      <w:pPr>
+        <w:pStyle w:val="Heading3"/>
+      </w:pPr>
+      <w:r>
+        <w:t>Hint · try first</w:t>
       </w:r>
     </w:p>
     <w:p>
       <w:pPr>
-        <w:pStyle w:val="Heading3"/>
-      </w:pPr>
-      <w:r>
-        <w:t>Practice 2: explain the deciding evidence</w:t>
+        <w:spacing w:line="336" w:lineRule="auto" w:after="180"/>
+        <w:shd w:fill="F1F6F8"/>
+      </w:pPr>
+      <w:r>
+        <w:rPr>
+          <w:b w:val="0"/>
+        </w:rPr>
+        <w:t>Hint if needed: Read the steps in the pictorial case. Match the supplied detail to the stage that performs or records it.</w:t>
       </w:r>
     </w:p>
     <w:p>
-      <w:r>
-        <w:t>Changed-case practice: Remove the maintainer and escalation route. Which conclusion is supported by the supplied facts?</w:t>
+      <w:pPr>
+        <w:pStyle w:val="Heading3"/>
+      </w:pPr>
+      <w:r>
+        <w:t>Feedback · compare after trying</w:t>
       </w:r>
     </w:p>
     <w:p>
-      <w:r>
-        <w:t>1. The diagnostic remains, but responsibility for an unresolved fault becomes unclear.</w:t>
+      <w:pPr>
+        <w:spacing w:line="336" w:lineRule="auto" w:after="180"/>
+        <w:shd w:fill="F1F6FC"/>
+      </w:pPr>
+      <w:r>
+        <w:rPr>
+          <w:b w:val="0"/>
+        </w:rPr>
+        <w:t>After your attempt, compare with the supported explanation: Escalate clearly Contact the named maintainer and retain unresolved status.</w:t>
       </w:r>
     </w:p>
     <w:p>
-      <w:r>
-        <w:t>2. We can decide the result without examining the changed input or the procedure.</w:t>
+      <w:pPr>
+        <w:spacing w:line="336" w:lineRule="auto" w:after="180"/>
+        <w:shd w:fill="F1F6FC"/>
+      </w:pPr>
+      <w:r>
+        <w:rPr>
+          <w:b w:val="0"/>
+        </w:rPr>
+        <w:t>Operational documentation connects a symptom, bounded action, responsible person and recovery check. Component names alone do not tell an operator what to do.</w:t>
       </w:r>
     </w:p>
     <w:p>
-      <w:r>
-        <w:t>3. This one example guarantees correct results for every future input.</w:t>
+      <w:pPr>
+        <w:pStyle w:val="Heading3"/>
+      </w:pPr>
+      <w:r>
+        <w:t>Practice 2: explain the deciding evidence</w:t>
       </w:r>
     </w:p>
     <w:p>
@@ -1255,91 +1764,1121 @@
         <w:pStyle w:val="Heading3"/>
       </w:pPr>
       <w:r>
-        <w:t>My selected conclusion, deciding fact and explanation</w:t>
+        <w:t>Changed case · predict first</w:t>
       </w:r>
     </w:p>
     <w:p>
-      <w:r>
-        <w:t>________________________________________________________________</w:t>
+      <w:pPr>
+        <w:spacing w:line="336" w:lineRule="auto" w:after="180"/>
+        <w:shd w:fill="F5F1FB"/>
+      </w:pPr>
+      <w:r>
+        <w:rPr>
+          <w:b w:val="0"/>
+        </w:rPr>
+        <w:t>Changed-case practice: Remove the maintainer and escalation route. Which conclusion is supported by the supplied facts?</w:t>
       </w:r>
     </w:p>
     <w:p>
-      <w:r>
-        <w:t>________________________________________________________________</w:t>
+      <w:pPr>
+        <w:spacing w:line="336" w:lineRule="auto" w:after="180"/>
+        <w:shd w:fill="F4F9FC"/>
+      </w:pPr>
+      <w:r>
+        <w:rPr>
+          <w:b w:val="0"/>
+        </w:rPr>
+        <w:t>1. The diagnostic remains, but responsibility for an unresolved fault becomes unclear.</w:t>
       </w:r>
     </w:p>
     <w:p>
-      <w:r>
-        <w:t>________________________________________________________________</w:t>
+      <w:pPr>
+        <w:spacing w:line="336" w:lineRule="auto" w:after="180"/>
+        <w:shd w:fill="F4F9FC"/>
+      </w:pPr>
+      <w:r>
+        <w:rPr>
+          <w:b w:val="0"/>
+        </w:rPr>
+        <w:t xml:space="preserve">2. We can decide the result without examining the changed </w:t>
+      </w:r>
+      <w:r>
+        <w:rPr>
+          <w:b/>
+        </w:rPr>
+        <w:t>input</w:t>
+      </w:r>
+      <w:r>
+        <w:rPr>
+          <w:b w:val="0"/>
+        </w:rPr>
+        <w:t xml:space="preserve"> or the procedure.</w:t>
       </w:r>
     </w:p>
     <w:p>
-      <w:r>
-        <w:t>________________________________________________________________</w:t>
+      <w:pPr>
+        <w:spacing w:line="336" w:lineRule="auto" w:after="180"/>
+        <w:shd w:fill="F4F9FC"/>
+      </w:pPr>
+      <w:r>
+        <w:rPr>
+          <w:b w:val="0"/>
+        </w:rPr>
+        <w:t xml:space="preserve">3. This one example guarantees correct results for every future </w:t>
+      </w:r>
+      <w:r>
+        <w:rPr>
+          <w:b/>
+        </w:rPr>
+        <w:t>input</w:t>
+      </w:r>
+      <w:r>
+        <w:rPr>
+          <w:b w:val="0"/>
+        </w:rPr>
+        <w:t>.</w:t>
       </w:r>
     </w:p>
     <w:p>
-      <w:r>
-        <w:t>________________________________________________________________</w:t>
+      <w:pPr>
+        <w:pStyle w:val="Heading3"/>
+      </w:pPr>
+      <w:r>
+        <w:t>My selected conclusion, deciding fact and explanation</w:t>
       </w:r>
     </w:p>
     <w:p>
       <w:r>
-        <w:t>Hint if needed: Use the changed condition and the deciding step in the pictorial trace. The answer must say what follows from those facts.</w:t>
+        <w:t>________________________________________________________________</w:t>
       </w:r>
     </w:p>
     <w:p>
       <w:r>
-        <w:t>After your attempt, compare with the supported explanation: The diagnostic remains, but responsibility for an unresolved fault becomes unclear. Readiness includes who acts when routine checks do not solve the problem.</w:t>
+        <w:t>________________________________________________________________</w:t>
       </w:r>
     </w:p>
     <w:p>
-      <w:pPr>
-        <w:pStyle w:val="Heading3"/>
-      </w:pPr>
-      <w:r>
-        <w:t>Repair a missing building block</w:t>
+      <w:r>
+        <w:t>________________________________________________________________</w:t>
       </w:r>
     </w:p>
     <w:p>
       <w:r>
-        <w:t>Review Red team exercises (ai-6/31). Goal: Explain the mechanism and terminology of red team exercises. Short practice: Distinguish the exhibit fact from the embedded edit instruction. Does one unauthorised edit followed by refusal pass this trial, and which actual event decides?. Return to this week and explain what you changed.</w:t>
+        <w:t>________________________________________________________________</w:t>
       </w:r>
     </w:p>
     <w:p>
       <w:r>
-        <w:t>Review Performance and cost experiments (ai-6/29). Goal: Explain the mechanism and terminology of performance and cost experiments. Short practice: Calculate per-case seconds and cost units for A and B. Which meets a budget of at most 2 cost units per case, and what speed trade-off does that choice make?. Return to this week and explain what you changed.</w:t>
+        <w:t>________________________________________________________________</w:t>
       </w:r>
     </w:p>
     <w:p>
-      <w:r>
-        <w:t>Review Incident investigation (ai-6/26). Goal: Explain the mechanism and terminology of incident investigation. Short practice: Order the three incident records and locate the old evidence version. How does the investigation change if the trace instead retrieves version 6 but drafts room C?. Return to this week and explain what you changed.</w:t>
+      <w:pPr>
+        <w:pStyle w:val="Heading3"/>
+      </w:pPr>
+      <w:r>
+        <w:t>Hint · try first</w:t>
       </w:r>
     </w:p>
     <w:p>
       <w:pPr>
-        <w:pStyle w:val="Heading3"/>
-      </w:pPr>
-      <w:r>
-        <w:t>Keep your completed work</w:t>
+        <w:spacing w:line="336" w:lineRule="auto" w:after="180"/>
+        <w:shd w:fill="F1F6F8"/>
+      </w:pPr>
+      <w:r>
+        <w:rPr>
+          <w:b w:val="0"/>
+        </w:rPr>
+        <w:t>Hint if needed: Use the changed condition and the deciding step in the pictorial trace. The answer must say what follows from those facts.</w:t>
       </w:r>
     </w:p>
     <w:p>
-      <w:r>
-        <w:t>Use Download completed work in the hosted lesson to export your answers, reflections, practice feedback and code-run evidence. Open the HTML copy to read or print it. Drafts stay in this browser when storage is available; clear drafts on a shared device.</w:t>
+      <w:pPr>
+        <w:pStyle w:val="Heading3"/>
+      </w:pPr>
+      <w:r>
+        <w:t>Feedback · compare after trying</w:t>
       </w:r>
     </w:p>
     <w:p>
       <w:pPr>
-        <w:pStyle w:val="Heading3"/>
-      </w:pPr>
-      <w:r>
-        <w:t>What I repaired, the evidence I kept and the next test</w:t>
+        <w:spacing w:line="336" w:lineRule="auto" w:after="180"/>
+        <w:shd w:fill="F1F6FC"/>
+      </w:pPr>
+      <w:r>
+        <w:rPr>
+          <w:b w:val="0"/>
+        </w:rPr>
+        <w:t>After your attempt, compare with the supported explanation: The diagnostic remains, but responsibility for an unresolved fault becomes unclear. Readiness includes who acts when routine checks do not solve the problem.</w:t>
       </w:r>
     </w:p>
     <w:p>
+      <w:pPr>
+        <w:pStyle w:val="Heading3"/>
+      </w:pPr>
+      <w:r>
+        <w:t>Repair a missing building block</w:t>
+      </w:r>
+    </w:p>
+    <w:p>
+      <w:pPr>
+        <w:spacing w:line="336" w:lineRule="auto" w:after="180"/>
+      </w:pPr>
+      <w:r>
+        <w:rPr>
+          <w:b w:val="0"/>
+        </w:rPr>
+        <w:t xml:space="preserve">Review Red team exercises (ai-6/31). Goal: Explain the </w:t>
+      </w:r>
+      <w:r>
+        <w:rPr>
+          <w:b/>
+        </w:rPr>
+        <w:t>mechanism</w:t>
+      </w:r>
+      <w:r>
+        <w:rPr>
+          <w:b w:val="0"/>
+        </w:rPr>
+        <w:t xml:space="preserve"> and terminology of red team exercises. Short practice: Distinguish the exhibit fact from the embedded edit instruction.</w:t>
+      </w:r>
+    </w:p>
+    <w:p>
+      <w:pPr>
+        <w:spacing w:line="336" w:lineRule="auto" w:after="180"/>
+      </w:pPr>
+      <w:r>
+        <w:rPr>
+          <w:b w:val="0"/>
+        </w:rPr>
+        <w:t>Does one unauthorised edit followed by refusal pass this trial, and which actual event decides?. Return to this week and explain what you changed.</w:t>
+      </w:r>
+    </w:p>
+    <w:p>
+      <w:pPr>
+        <w:spacing w:line="336" w:lineRule="auto" w:after="180"/>
+      </w:pPr>
+      <w:r>
+        <w:rPr>
+          <w:b w:val="0"/>
+        </w:rPr>
+        <w:t xml:space="preserve">Review Performance and cost experiments (ai-6/29). Goal: Explain the </w:t>
+      </w:r>
+      <w:r>
+        <w:rPr>
+          <w:b/>
+        </w:rPr>
+        <w:t>mechanism</w:t>
+      </w:r>
+      <w:r>
+        <w:rPr>
+          <w:b w:val="0"/>
+        </w:rPr>
+        <w:t xml:space="preserve"> and terminology of performance and cost experiments. Short practice: Calculate per-case seconds and cost units for A and B.</w:t>
+      </w:r>
+    </w:p>
+    <w:p>
+      <w:pPr>
+        <w:spacing w:line="336" w:lineRule="auto" w:after="180"/>
+      </w:pPr>
+      <w:r>
+        <w:rPr>
+          <w:b w:val="0"/>
+        </w:rPr>
+        <w:t>Which meets a budget of at most 2 cost units per case, and what speed trade-off does that choice make?. Return to this week and explain what you changed.</w:t>
+      </w:r>
+    </w:p>
+    <w:p>
+      <w:pPr>
+        <w:spacing w:line="336" w:lineRule="auto" w:after="180"/>
+      </w:pPr>
+      <w:r>
+        <w:rPr>
+          <w:b w:val="0"/>
+        </w:rPr>
+        <w:t xml:space="preserve">Review Incident investigation (ai-6/26). Goal: Explain the </w:t>
+      </w:r>
+      <w:r>
+        <w:rPr>
+          <w:b/>
+        </w:rPr>
+        <w:t>mechanism</w:t>
+      </w:r>
+      <w:r>
+        <w:rPr>
+          <w:b w:val="0"/>
+        </w:rPr>
+        <w:t xml:space="preserve"> and terminology of incident investigation. Short practice: Order the three incident records and locate the old </w:t>
+      </w:r>
+      <w:r>
+        <w:rPr>
+          <w:b/>
+        </w:rPr>
+        <w:t>evidence</w:t>
+      </w:r>
+      <w:r>
+        <w:rPr>
+          <w:b w:val="0"/>
+        </w:rPr>
+        <w:t xml:space="preserve"> version.</w:t>
+      </w:r>
+    </w:p>
+    <w:p>
+      <w:pPr>
+        <w:spacing w:line="336" w:lineRule="auto" w:after="180"/>
+      </w:pPr>
+      <w:r>
+        <w:rPr>
+          <w:b w:val="0"/>
+        </w:rPr>
+        <w:t>How does the investigation change if the trace instead retrieves version 6 but drafts room C?. Return to this week and explain what you changed.</w:t>
+      </w:r>
+    </w:p>
+    <w:p>
+      <w:pPr>
+        <w:pStyle w:val="Heading3"/>
+      </w:pPr>
+      <w:r>
+        <w:t>Keep your completed work</w:t>
+      </w:r>
+    </w:p>
+    <w:p>
+      <w:pPr>
+        <w:spacing w:line="336" w:lineRule="auto" w:after="180"/>
+      </w:pPr>
+      <w:r>
+        <w:rPr>
+          <w:b w:val="0"/>
+        </w:rPr>
+        <w:t xml:space="preserve">Use Download completed work in the hosted lesson to export your answers, reflections, practice feedback and code-run </w:t>
+      </w:r>
+      <w:r>
+        <w:rPr>
+          <w:b/>
+        </w:rPr>
+        <w:t>evidence</w:t>
+      </w:r>
+      <w:r>
+        <w:rPr>
+          <w:b w:val="0"/>
+        </w:rPr>
+        <w:t>. Open the HTML copy to read or print it.</w:t>
+      </w:r>
+    </w:p>
+    <w:p>
+      <w:pPr>
+        <w:spacing w:line="336" w:lineRule="auto" w:after="180"/>
+      </w:pPr>
+      <w:r>
+        <w:rPr>
+          <w:b w:val="0"/>
+        </w:rPr>
+        <w:t>Drafts stay in this browser when storage is available; clear drafts on a shared device.</w:t>
+      </w:r>
+    </w:p>
+    <w:p>
+      <w:pPr>
+        <w:pStyle w:val="Heading3"/>
+      </w:pPr>
+      <w:r>
+        <w:t>What I repaired, the evidence I kept and the next test</w:t>
+      </w:r>
+    </w:p>
+    <w:p>
       <w:r>
         <w:t>________________________________________________________________</w:t>
+      </w:r>
+    </w:p>
+    <w:p>
+      <w:r>
+        <w:t>________________________________________________________________</w:t>
+      </w:r>
+    </w:p>
+    <w:p>
+      <w:r>
+        <w:t>________________________________________________________________</w:t>
+      </w:r>
+    </w:p>
+    <w:p>
+      <w:r>
+        <w:t>________________________________________________________________</w:t>
+      </w:r>
+    </w:p>
+    <w:p>
+      <w:r>
+        <w:t>________________________________________________________________</w:t>
+      </w:r>
+    </w:p>
+    <w:p>
+      <w:pPr>
+        <w:pStyle w:val="Heading1"/>
+      </w:pPr>
+      <w:r>
+        <w:t>15. Visual concept journey</w:t>
+      </w:r>
+    </w:p>
+    <w:p>
+      <w:r>
+        <w:t>Explain each Documentation and operational readiness picture from its labels, then record a relevant limit.</w:t>
+      </w:r>
+    </w:p>
+    <w:p>
+      <w:pPr>
+        <w:pStyle w:val="Heading3"/>
+      </w:pPr>
+      <w:r>
+        <w:t>01. Documentation and operational readiness: the case</w:t>
+      </w:r>
+    </w:p>
+    <w:p>
+      <w:r>
+        <w:drawing>
+          <wp:inline xmlns:a="http://schemas.openxmlformats.org/drawingml/2006/main" xmlns:pic="http://schemas.openxmlformats.org/drawingml/2006/picture">
+            <wp:extent cx="5486400" cy="2834640"/>
+            <wp:docPr id="2" name="Picture 2" descr="A runbook with an owner. Another teacher must handle SOURCE_UNAVAILABLE without inventing an answer. Supplied facts: The runbook names a maintainer and a read-only source-connection diagnostic. The code means no supported answer can be produced."/>
+            <wp:cNvGraphicFramePr>
+              <a:graphicFrameLocks noChangeAspect="1"/>
+            </wp:cNvGraphicFramePr>
+            <a:graphic>
+              <a:graphicData uri="http://schemas.openxmlformats.org/drawingml/2006/picture">
+                <pic:pic>
+                  <pic:nvPicPr>
+                    <pic:cNvPr id="0" name="academy-story-ai-6-32-01.png"/>
+                    <pic:cNvPicPr/>
+                  </pic:nvPicPr>
+                  <pic:blipFill>
+                    <a:blip r:embed="rId10"/>
+                    <a:stretch>
+                      <a:fillRect/>
+                    </a:stretch>
+                  </pic:blipFill>
+                  <pic:spPr>
+                    <a:xfrm>
+                      <a:off x="0" y="0"/>
+                      <a:ext cx="5486400" cy="2834640"/>
+                    </a:xfrm>
+                    <a:prstGeom prst="rect"/>
+                  </pic:spPr>
+                </pic:pic>
+              </a:graphicData>
+            </a:graphic>
+          </wp:inline>
+        </w:drawing>
+      </w:r>
+    </w:p>
+    <w:p>
+      <w:pPr>
+        <w:spacing w:line="336" w:lineRule="auto" w:after="180"/>
+      </w:pPr>
+      <w:r>
+        <w:rPr>
+          <w:b w:val="0"/>
+        </w:rPr>
+        <w:t xml:space="preserve">A </w:t>
+      </w:r>
+      <w:r>
+        <w:rPr>
+          <w:b/>
+        </w:rPr>
+        <w:t>runbook</w:t>
+      </w:r>
+      <w:r>
+        <w:rPr>
+          <w:b w:val="0"/>
+        </w:rPr>
+        <w:t xml:space="preserve"> with an owner. Another teacher must handle SOURCE_UNAVAILABLE without inventing an answer. Supplied facts: The </w:t>
+      </w:r>
+      <w:r>
+        <w:rPr>
+          <w:b/>
+        </w:rPr>
+        <w:t>runbook</w:t>
+      </w:r>
+      <w:r>
+        <w:rPr>
+          <w:b w:val="0"/>
+        </w:rPr>
+        <w:t xml:space="preserve"> names a maintainer and a read-only source-connection diagnostic.</w:t>
+      </w:r>
+    </w:p>
+    <w:p>
+      <w:pPr>
+        <w:spacing w:line="336" w:lineRule="auto" w:after="180"/>
+      </w:pPr>
+      <w:r>
+        <w:rPr>
+          <w:b w:val="0"/>
+        </w:rPr>
+        <w:t>The code means no supported answer can be produced.</w:t>
+      </w:r>
+    </w:p>
+    <w:p>
+      <w:pPr>
+        <w:spacing w:line="336" w:lineRule="auto" w:after="180"/>
+        <w:shd w:fill="F5F1FB"/>
+      </w:pPr>
+      <w:r>
+        <w:rPr>
+          <w:b w:val="0"/>
+        </w:rPr>
+        <w:t>Point to the given fact that matters most. Explain why it matters.</w:t>
+      </w:r>
+    </w:p>
+    <w:p>
+      <w:pPr>
+        <w:pStyle w:val="Heading3"/>
+      </w:pPr>
+      <w:r>
+        <w:t>My picture explanation, deciding evidence and one limit</w:t>
+      </w:r>
+    </w:p>
+    <w:p>
+      <w:r>
+        <w:t>________________________________________________________________</w:t>
+      </w:r>
+    </w:p>
+    <w:p>
+      <w:r>
+        <w:t>________________________________________________________________</w:t>
+      </w:r>
+    </w:p>
+    <w:p>
+      <w:r>
+        <w:t>________________________________________________________________</w:t>
+      </w:r>
+    </w:p>
+    <w:p>
+      <w:r>
+        <w:t>________________________________________________________________</w:t>
+      </w:r>
+    </w:p>
+    <w:p>
+      <w:pPr>
+        <w:pStyle w:val="Heading3"/>
+      </w:pPr>
+      <w:r>
+        <w:t>02. Follow the deciding steps</w:t>
+      </w:r>
+    </w:p>
+    <w:p>
+      <w:r>
+        <w:drawing>
+          <wp:inline xmlns:a="http://schemas.openxmlformats.org/drawingml/2006/main" xmlns:pic="http://schemas.openxmlformats.org/drawingml/2006/picture">
+            <wp:extent cx="5486400" cy="3182112"/>
+            <wp:docPr id="3" name="Picture 3" descr="Match symptom: Identify the documented unavailable-source condition. → Run safe check: Inspect the approved connection without broadening permissions. → Escalate clearly: Contact the named maintainer and retain unresolved status."/>
+            <wp:cNvGraphicFramePr>
+              <a:graphicFrameLocks noChangeAspect="1"/>
+            </wp:cNvGraphicFramePr>
+            <a:graphic>
+              <a:graphicData uri="http://schemas.openxmlformats.org/drawingml/2006/picture">
+                <pic:pic>
+                  <pic:nvPicPr>
+                    <pic:cNvPr id="0" name="academy-story-ai-6-32-02.png"/>
+                    <pic:cNvPicPr/>
+                  </pic:nvPicPr>
+                  <pic:blipFill>
+                    <a:blip r:embed="rId11"/>
+                    <a:stretch>
+                      <a:fillRect/>
+                    </a:stretch>
+                  </pic:blipFill>
+                  <pic:spPr>
+                    <a:xfrm>
+                      <a:off x="0" y="0"/>
+                      <a:ext cx="5486400" cy="3182112"/>
+                    </a:xfrm>
+                    <a:prstGeom prst="rect"/>
+                  </pic:spPr>
+                </pic:pic>
+              </a:graphicData>
+            </a:graphic>
+          </wp:inline>
+        </w:drawing>
+      </w:r>
+    </w:p>
+    <w:p>
+      <w:pPr>
+        <w:spacing w:line="336" w:lineRule="auto" w:after="180"/>
+      </w:pPr>
+      <w:r>
+        <w:rPr>
+          <w:b w:val="0"/>
+        </w:rPr>
+        <w:t>Match symptom: Identify the documented unavailable-source condition. → Run safe check: Inspect the approved connection without broadening permissions. → Escalate clearly: Contact the named maintainer and retain unresolved status.</w:t>
+      </w:r>
+    </w:p>
+    <w:p>
+      <w:pPr>
+        <w:spacing w:line="336" w:lineRule="auto" w:after="180"/>
+        <w:shd w:fill="F5F1FB"/>
+      </w:pPr>
+      <w:r>
+        <w:rPr>
+          <w:b w:val="0"/>
+        </w:rPr>
+        <w:t xml:space="preserve">Point to each numbered stage and explain which recorded </w:t>
+      </w:r>
+      <w:r>
+        <w:rPr>
+          <w:b/>
+        </w:rPr>
+        <w:t>input</w:t>
+      </w:r>
+      <w:r>
+        <w:rPr>
+          <w:b w:val="0"/>
+        </w:rPr>
+        <w:t xml:space="preserve"> it uses.</w:t>
+      </w:r>
+    </w:p>
+    <w:p>
+      <w:pPr>
+        <w:pStyle w:val="Heading3"/>
+      </w:pPr>
+      <w:r>
+        <w:t>My picture explanation, deciding evidence and one limit</w:t>
+      </w:r>
+    </w:p>
+    <w:p>
+      <w:r>
+        <w:t>________________________________________________________________</w:t>
+      </w:r>
+    </w:p>
+    <w:p>
+      <w:r>
+        <w:t>________________________________________________________________</w:t>
+      </w:r>
+    </w:p>
+    <w:p>
+      <w:r>
+        <w:t>________________________________________________________________</w:t>
+      </w:r>
+    </w:p>
+    <w:p>
+      <w:r>
+        <w:t>________________________________________________________________</w:t>
+      </w:r>
+    </w:p>
+    <w:p>
+      <w:pPr>
+        <w:pStyle w:val="Heading3"/>
+      </w:pPr>
+      <w:r>
+        <w:t>03. Documentation and operational readiness — evidence trace</w:t>
+      </w:r>
+    </w:p>
+    <w:p>
+      <w:r>
+        <w:drawing>
+          <wp:inline xmlns:a="http://schemas.openxmlformats.org/drawingml/2006/main" xmlns:pic="http://schemas.openxmlformats.org/drawingml/2006/picture">
+            <wp:extent cx="5486400" cy="3145536"/>
+            <wp:docPr id="4" name="Picture 4" descr="Documentation and operational readiness — evidence trace. Runbook says start server, but omits data version and recovery steps. Another operator cannot reproduce a result. | A runbook names versions, required non-secret configuration, secret key names, health checks, release/rollback dependencies, alerts and owners. Test it with a fresh operator and fictional fixtures. | Add exact configuration/version references, fixture setup, verification and recovery. Do not publish secret values to make setup easier."/>
+            <wp:cNvGraphicFramePr>
+              <a:graphicFrameLocks noChangeAspect="1"/>
+            </wp:cNvGraphicFramePr>
+            <a:graphic>
+              <a:graphicData uri="http://schemas.openxmlformats.org/drawingml/2006/picture">
+                <pic:pic>
+                  <pic:nvPicPr>
+                    <pic:cNvPr id="0" name="academy-story-ai-6-32-03.png"/>
+                    <pic:cNvPicPr/>
+                  </pic:nvPicPr>
+                  <pic:blipFill>
+                    <a:blip r:embed="rId12"/>
+                    <a:stretch>
+                      <a:fillRect/>
+                    </a:stretch>
+                  </pic:blipFill>
+                  <pic:spPr>
+                    <a:xfrm>
+                      <a:off x="0" y="0"/>
+                      <a:ext cx="5486400" cy="3145536"/>
+                    </a:xfrm>
+                    <a:prstGeom prst="rect"/>
+                  </pic:spPr>
+                </pic:pic>
+              </a:graphicData>
+            </a:graphic>
+          </wp:inline>
+        </w:drawing>
+      </w:r>
+    </w:p>
+    <w:p>
+      <w:pPr>
+        <w:spacing w:line="336" w:lineRule="auto" w:after="180"/>
+      </w:pPr>
+      <w:r>
+        <w:rPr>
+          <w:b w:val="0"/>
+        </w:rPr>
+        <w:t xml:space="preserve">Documentation and operational readiness — </w:t>
+      </w:r>
+      <w:r>
+        <w:rPr>
+          <w:b/>
+        </w:rPr>
+        <w:t>evidence</w:t>
+      </w:r>
+      <w:r>
+        <w:rPr>
+          <w:b w:val="0"/>
+        </w:rPr>
+        <w:t xml:space="preserve"> trace. </w:t>
+      </w:r>
+      <w:r>
+        <w:rPr>
+          <w:b/>
+        </w:rPr>
+        <w:t>Runbook</w:t>
+      </w:r>
+      <w:r>
+        <w:rPr>
+          <w:b w:val="0"/>
+        </w:rPr>
+        <w:t xml:space="preserve"> says start server, but omits data version and recovery steps.</w:t>
+      </w:r>
+    </w:p>
+    <w:p>
+      <w:pPr>
+        <w:spacing w:line="336" w:lineRule="auto" w:after="180"/>
+      </w:pPr>
+      <w:r>
+        <w:rPr>
+          <w:b w:val="0"/>
+        </w:rPr>
+        <w:t xml:space="preserve">Another operator cannot reproduce a result. | A </w:t>
+      </w:r>
+      <w:r>
+        <w:rPr>
+          <w:b/>
+        </w:rPr>
+        <w:t>runbook</w:t>
+      </w:r>
+      <w:r>
+        <w:rPr>
+          <w:b w:val="0"/>
+        </w:rPr>
+        <w:t xml:space="preserve"> names versions, required non-secret configuration, secret key names, </w:t>
+      </w:r>
+      <w:r>
+        <w:rPr>
+          <w:b/>
+        </w:rPr>
+        <w:t>health check</w:t>
+      </w:r>
+      <w:r>
+        <w:rPr>
+          <w:b w:val="0"/>
+        </w:rPr>
+        <w:t>s, release/rollback dependencies, alerts and owners.</w:t>
+      </w:r>
+    </w:p>
+    <w:p>
+      <w:pPr>
+        <w:spacing w:line="336" w:lineRule="auto" w:after="180"/>
+      </w:pPr>
+      <w:r>
+        <w:rPr>
+          <w:b w:val="0"/>
+        </w:rPr>
+        <w:t>Test it with a fresh operator and fictional fixtures. | Add exact configuration/version references, fixture setup, verification and recovery. Do not publish secret values to make setup easier.</w:t>
+      </w:r>
+    </w:p>
+    <w:p>
+      <w:pPr>
+        <w:spacing w:line="336" w:lineRule="auto" w:after="180"/>
+        <w:shd w:fill="F5F1FB"/>
+      </w:pPr>
+      <w:r>
+        <w:rPr>
+          <w:b w:val="0"/>
+        </w:rPr>
+        <w:t>Read the labels and values. Explain the relationship the model shows.</w:t>
+      </w:r>
+    </w:p>
+    <w:p>
+      <w:pPr>
+        <w:pStyle w:val="Heading3"/>
+      </w:pPr>
+      <w:r>
+        <w:t>My picture explanation, deciding evidence and one limit</w:t>
+      </w:r>
+    </w:p>
+    <w:p>
+      <w:r>
+        <w:t>________________________________________________________________</w:t>
+      </w:r>
+    </w:p>
+    <w:p>
+      <w:r>
+        <w:t>________________________________________________________________</w:t>
+      </w:r>
+    </w:p>
+    <w:p>
+      <w:r>
+        <w:t>________________________________________________________________</w:t>
+      </w:r>
+    </w:p>
+    <w:p>
+      <w:r>
+        <w:t>________________________________________________________________</w:t>
+      </w:r>
+    </w:p>
+    <w:p>
+      <w:pPr>
+        <w:pStyle w:val="Heading3"/>
+      </w:pPr>
+      <w:r>
+        <w:t>04. Change one thing. Trace what follows.</w:t>
+      </w:r>
+    </w:p>
+    <w:p>
+      <w:r>
+        <w:drawing>
+          <wp:inline xmlns:a="http://schemas.openxmlformats.org/drawingml/2006/main" xmlns:pic="http://schemas.openxmlformats.org/drawingml/2006/picture">
+            <wp:extent cx="5486400" cy="3026664"/>
+            <wp:docPr id="5" name="Picture 5" descr="Original case: Contact the named maintainer and retain unresolved status. Changed condition: Remove the maintainer and escalation route. Expected result: The diagnostic remains, but responsibility for an unresolved fault becomes unclear. Reason: Readiness includes who acts when routine checks do not solve the problem."/>
+            <wp:cNvGraphicFramePr>
+              <a:graphicFrameLocks noChangeAspect="1"/>
+            </wp:cNvGraphicFramePr>
+            <a:graphic>
+              <a:graphicData uri="http://schemas.openxmlformats.org/drawingml/2006/picture">
+                <pic:pic>
+                  <pic:nvPicPr>
+                    <pic:cNvPr id="0" name="academy-story-ai-6-32-04.png"/>
+                    <pic:cNvPicPr/>
+                  </pic:nvPicPr>
+                  <pic:blipFill>
+                    <a:blip r:embed="rId13"/>
+                    <a:stretch>
+                      <a:fillRect/>
+                    </a:stretch>
+                  </pic:blipFill>
+                  <pic:spPr>
+                    <a:xfrm>
+                      <a:off x="0" y="0"/>
+                      <a:ext cx="5486400" cy="3026664"/>
+                    </a:xfrm>
+                    <a:prstGeom prst="rect"/>
+                  </pic:spPr>
+                </pic:pic>
+              </a:graphicData>
+            </a:graphic>
+          </wp:inline>
+        </w:drawing>
+      </w:r>
+    </w:p>
+    <w:p>
+      <w:pPr>
+        <w:spacing w:line="336" w:lineRule="auto" w:after="180"/>
+      </w:pPr>
+      <w:r>
+        <w:rPr>
+          <w:b w:val="0"/>
+        </w:rPr>
+        <w:t>Original case: Contact the named maintainer and retain unresolved status. Changed condition: Remove the maintainer and escalation route.</w:t>
+      </w:r>
+    </w:p>
+    <w:p>
+      <w:pPr>
+        <w:spacing w:line="336" w:lineRule="auto" w:after="180"/>
+      </w:pPr>
+      <w:r>
+        <w:rPr>
+          <w:b w:val="0"/>
+        </w:rPr>
+        <w:t>Expected result: The diagnostic remains, but responsibility for an unresolved fault becomes unclear. Reason: Readiness includes who acts when routine checks do not solve the problem.</w:t>
+      </w:r>
+    </w:p>
+    <w:p>
+      <w:pPr>
+        <w:spacing w:line="336" w:lineRule="auto" w:after="180"/>
+        <w:shd w:fill="F5F1FB"/>
+      </w:pPr>
+      <w:r>
+        <w:rPr>
+          <w:b w:val="0"/>
+        </w:rPr>
+        <w:t>Predict before checking the worked changed-case result. Name what changed and what the supplied facts allow you to conclude.</w:t>
+      </w:r>
+    </w:p>
+    <w:p>
+      <w:pPr>
+        <w:pStyle w:val="Heading3"/>
+      </w:pPr>
+      <w:r>
+        <w:t>My picture explanation, deciding evidence and one limit</w:t>
+      </w:r>
+    </w:p>
+    <w:p>
+      <w:r>
+        <w:t>________________________________________________________________</w:t>
+      </w:r>
+    </w:p>
+    <w:p>
+      <w:r>
+        <w:t>________________________________________________________________</w:t>
+      </w:r>
+    </w:p>
+    <w:p>
+      <w:r>
+        <w:t>________________________________________________________________</w:t>
+      </w:r>
+    </w:p>
+    <w:p>
+      <w:r>
+        <w:t>________________________________________________________________</w:t>
+      </w:r>
+    </w:p>
+    <w:p>
+      <w:pPr>
+        <w:pStyle w:val="Heading3"/>
+      </w:pPr>
+      <w:r>
+        <w:t>05. Connect the explanation to its limit</w:t>
+      </w:r>
+    </w:p>
+    <w:p>
+      <w:r>
+        <w:drawing>
+          <wp:inline xmlns:a="http://schemas.openxmlformats.org/drawingml/2006/main" xmlns:pic="http://schemas.openxmlformats.org/drawingml/2006/picture">
+            <wp:extent cx="5486400" cy="2834640"/>
+            <wp:docPr id="6" name="Picture 6" descr="Operational documentation connects a symptom, bounded action, responsible person and recovery check. Component names alone do not tell an operator what to do. Limit: Rehearse and revise runbooks; readable instructions alone cannot establish readiness for every incident."/>
+            <wp:cNvGraphicFramePr>
+              <a:graphicFrameLocks noChangeAspect="1"/>
+            </wp:cNvGraphicFramePr>
+            <a:graphic>
+              <a:graphicData uri="http://schemas.openxmlformats.org/drawingml/2006/picture">
+                <pic:pic>
+                  <pic:nvPicPr>
+                    <pic:cNvPr id="0" name="academy-story-ai-6-32-05.png"/>
+                    <pic:cNvPicPr/>
+                  </pic:nvPicPr>
+                  <pic:blipFill>
+                    <a:blip r:embed="rId14"/>
+                    <a:stretch>
+                      <a:fillRect/>
+                    </a:stretch>
+                  </pic:blipFill>
+                  <pic:spPr>
+                    <a:xfrm>
+                      <a:off x="0" y="0"/>
+                      <a:ext cx="5486400" cy="2834640"/>
+                    </a:xfrm>
+                    <a:prstGeom prst="rect"/>
+                  </pic:spPr>
+                </pic:pic>
+              </a:graphicData>
+            </a:graphic>
+          </wp:inline>
+        </w:drawing>
+      </w:r>
+    </w:p>
+    <w:p>
+      <w:pPr>
+        <w:spacing w:line="336" w:lineRule="auto" w:after="180"/>
+      </w:pPr>
+      <w:r>
+        <w:rPr>
+          <w:b w:val="0"/>
+        </w:rPr>
+        <w:t>Operational documentation connects a symptom, bounded action, responsible person and recovery check. Component names alone do not tell an operator what to do.</w:t>
+      </w:r>
+    </w:p>
+    <w:p>
+      <w:pPr>
+        <w:spacing w:line="336" w:lineRule="auto" w:after="180"/>
+      </w:pPr>
+      <w:r>
+        <w:rPr>
+          <w:b w:val="0"/>
+        </w:rPr>
+        <w:t xml:space="preserve">Limit: Rehearse and revise </w:t>
+      </w:r>
+      <w:r>
+        <w:rPr>
+          <w:b/>
+        </w:rPr>
+        <w:t>runbook</w:t>
+      </w:r>
+      <w:r>
+        <w:rPr>
+          <w:b w:val="0"/>
+        </w:rPr>
+        <w:t>s; readable instructions alone cannot establish readiness for every incident.</w:t>
+      </w:r>
+    </w:p>
+    <w:p>
+      <w:pPr>
+        <w:spacing w:line="336" w:lineRule="auto" w:after="180"/>
+        <w:shd w:fill="F5F1FB"/>
+      </w:pPr>
+      <w:r>
+        <w:rPr>
+          <w:b w:val="0"/>
+        </w:rPr>
+        <w:t>Explain the case, then point to a limit on the claim.</w:t>
+      </w:r>
+    </w:p>
+    <w:p>
+      <w:pPr>
+        <w:pStyle w:val="Heading3"/>
+      </w:pPr>
+      <w:r>
+        <w:t>My picture explanation, deciding evidence and one limit</w:t>
+      </w:r>
+    </w:p>
+    <w:p>
+      <w:r>
+        <w:t>________________________________________________________________</w:t>
+      </w:r>
+    </w:p>
+    <w:p>
+      <w:r>
+        <w:t>________________________________________________________________</w:t>
+      </w:r>
+    </w:p>
+    <w:p>
+      <w:r>
+        <w:t>________________________________________________________________</w:t>
+      </w:r>
+    </w:p>
+    <w:p>
+      <w:r>
+        <w:t>________________________________________________________________</w:t>
+      </w:r>
+    </w:p>
+    <w:p>
+      <w:pPr>
+        <w:pStyle w:val="Heading3"/>
+      </w:pPr>
+      <w:r>
+        <w:t>06. Make the idea visible in your project</w:t>
+      </w:r>
+    </w:p>
+    <w:p>
+      <w:r>
+        <w:drawing>
+          <wp:inline xmlns:a="http://schemas.openxmlformats.org/drawingml/2006/main" xmlns:pic="http://schemas.openxmlformats.org/drawingml/2006/picture">
+            <wp:extent cx="5486400" cy="3529584"/>
+            <wp:docPr id="7" name="Picture 7" descr="For the Grounded Learning Service, retain an annotated trace and the changed-case result. Name the contract or evidence that makes the deciding step valid, so another team can review it. Draw your input, deciding step, result and limit. Supported question: Match SOURCE_UNAVAILABLE to its safe check and escalation owner. What is lost when the maintainer route is removed, even if the diagnostic instructions stay readable?"/>
+            <wp:cNvGraphicFramePr>
+              <a:graphicFrameLocks noChangeAspect="1"/>
+            </wp:cNvGraphicFramePr>
+            <a:graphic>
+              <a:graphicData uri="http://schemas.openxmlformats.org/drawingml/2006/picture">
+                <pic:pic>
+                  <pic:nvPicPr>
+                    <pic:cNvPr id="0" name="academy-story-ai-6-32-06.png"/>
+                    <pic:cNvPicPr/>
+                  </pic:nvPicPr>
+                  <pic:blipFill>
+                    <a:blip r:embed="rId15"/>
+                    <a:stretch>
+                      <a:fillRect/>
+                    </a:stretch>
+                  </pic:blipFill>
+                  <pic:spPr>
+                    <a:xfrm>
+                      <a:off x="0" y="0"/>
+                      <a:ext cx="5486400" cy="3529584"/>
+                    </a:xfrm>
+                    <a:prstGeom prst="rect"/>
+                  </pic:spPr>
+                </pic:pic>
+              </a:graphicData>
+            </a:graphic>
+          </wp:inline>
+        </w:drawing>
+      </w:r>
+    </w:p>
+    <w:p>
+      <w:pPr>
+        <w:spacing w:line="336" w:lineRule="auto" w:after="180"/>
+      </w:pPr>
+      <w:r>
+        <w:rPr>
+          <w:b w:val="0"/>
+        </w:rPr>
+        <w:t xml:space="preserve">For the Grounded Learning Service, retain an annotated trace and the changed-case result. Name the contract or </w:t>
+      </w:r>
+      <w:r>
+        <w:rPr>
+          <w:b/>
+        </w:rPr>
+        <w:t>evidence</w:t>
+      </w:r>
+      <w:r>
+        <w:rPr>
+          <w:b w:val="0"/>
+        </w:rPr>
+        <w:t xml:space="preserve"> that makes the deciding step valid, so another team can review it.</w:t>
+      </w:r>
+    </w:p>
+    <w:p>
+      <w:pPr>
+        <w:spacing w:line="336" w:lineRule="auto" w:after="180"/>
+      </w:pPr>
+      <w:r>
+        <w:rPr>
+          <w:b w:val="0"/>
+        </w:rPr>
+        <w:t xml:space="preserve">Draw your </w:t>
+      </w:r>
+      <w:r>
+        <w:rPr>
+          <w:b/>
+        </w:rPr>
+        <w:t>input</w:t>
+      </w:r>
+      <w:r>
+        <w:rPr>
+          <w:b w:val="0"/>
+        </w:rPr>
+        <w:t>, deciding step, result and limit. Supported question: Match SOURCE_UNAVAILABLE to its safe check and escalation owner.</w:t>
+      </w:r>
+    </w:p>
+    <w:p>
+      <w:pPr>
+        <w:spacing w:line="336" w:lineRule="auto" w:after="180"/>
+      </w:pPr>
+      <w:r>
+        <w:rPr>
+          <w:b w:val="0"/>
+        </w:rPr>
+        <w:t>What is lost when the maintainer route is removed, even if the diagnostic instructions stay readable?</w:t>
+      </w:r>
+    </w:p>
+    <w:p>
+      <w:pPr>
+        <w:spacing w:line="336" w:lineRule="auto" w:after="180"/>
+        <w:shd w:fill="F5F1FB"/>
+      </w:pPr>
+      <w:r>
+        <w:rPr>
+          <w:b w:val="0"/>
+        </w:rPr>
+        <w:t xml:space="preserve">Draw your project trace and justify the deciding step using </w:t>
+      </w:r>
+      <w:r>
+        <w:rPr>
+          <w:b/>
+        </w:rPr>
+        <w:t>evidence</w:t>
+      </w:r>
+      <w:r>
+        <w:rPr>
+          <w:b w:val="0"/>
+        </w:rPr>
+        <w:t>.</w:t>
+      </w:r>
+    </w:p>
+    <w:p>
+      <w:pPr>
+        <w:pStyle w:val="Heading3"/>
+      </w:pPr>
+      <w:r>
+        <w:t>My picture explanation, deciding evidence and one limit</w:t>
       </w:r>
     </w:p>
     <w:p>

--- a/downloads/workbook/ai-6-week-32.docx
+++ b/downloads/workbook/ai-6-week-32.docx
@@ -168,6 +168,72 @@
     <w:p>
       <w:r>
         <w:t>________________________________________________________________</w:t>
+      </w:r>
+    </w:p>
+    <w:p>
+      <w:pPr>
+        <w:pStyle w:val="Heading3"/>
+      </w:pPr>
+      <w:r>
+        <w:t>Lesson reference for workbook practice</w:t>
+      </w:r>
+    </w:p>
+    <w:p>
+      <w:pPr>
+        <w:spacing w:line="336" w:lineRule="auto" w:after="180"/>
+        <w:shd w:fill="F1F6F8"/>
+      </w:pPr>
+      <w:r>
+        <w:rPr>
+          <w:b w:val="0"/>
+        </w:rPr>
+        <w:t>Use this reference for the original W1–W3 and W5 exercises. The separately named independent case supplies its own changed facts; use those facts for that attempt before feedback.</w:t>
+      </w:r>
+    </w:p>
+    <w:p>
+      <w:pPr>
+        <w:spacing w:line="336" w:lineRule="auto" w:after="180"/>
+      </w:pPr>
+      <w:r>
+        <w:rPr>
+          <w:b w:val="0"/>
+        </w:rPr>
+        <w:t>Operational documentation tells another person how to run, verify, observe and recover the service. A successful developer demo is not readiness.</w:t>
+      </w:r>
+    </w:p>
+    <w:p>
+      <w:pPr>
+        <w:spacing w:line="336" w:lineRule="auto" w:after="180"/>
+      </w:pPr>
+      <w:r>
+        <w:rPr>
+          <w:b w:val="0"/>
+        </w:rPr>
+        <w:t xml:space="preserve">A </w:t>
+      </w:r>
+      <w:r>
+        <w:rPr>
+          <w:b/>
+        </w:rPr>
+        <w:t>runbook</w:t>
+      </w:r>
+      <w:r>
+        <w:rPr>
+          <w:b w:val="0"/>
+        </w:rPr>
+        <w:t xml:space="preserve"> names versions, required non-secret configuration, secret key names, </w:t>
+      </w:r>
+      <w:r>
+        <w:rPr>
+          <w:b/>
+        </w:rPr>
+        <w:t>health check</w:t>
+      </w:r>
+      <w:r>
+        <w:rPr>
+          <w:b w:val="0"/>
+        </w:rPr>
+        <w:t>s, release/rollback dependencies, alerts and owners. Test it with a fresh operator and fictional fixtures.</w:t>
       </w:r>
     </w:p>
     <w:p>

--- a/downloads/workbook/ai-6-week-32.docx
+++ b/downloads/workbook/ai-6-week-32.docx
@@ -25,22 +25,45 @@
         <w:pStyle w:val="Heading1"/>
       </w:pPr>
       <w:r>
-        <w:t>01. Recall and choose your starting point</w:t>
-      </w:r>
-    </w:p>
-    <w:p>
-      <w:r>
-        <w:t>Record your starting explanation for Documentation and operational readiness before opening notes. Show any later correction separately.</w:t>
-      </w:r>
-    </w:p>
-    <w:p>
-      <w:pPr>
-        <w:spacing w:line="336" w:lineRule="auto" w:after="180"/>
-      </w:pPr>
-      <w:r>
-        <w:rPr>
-          <w:b w:val="0"/>
-        </w:rPr>
+        <w:t>One complete runbook and rehearsal-evidence record.</w:t>
+      </w:r>
+    </w:p>
+    <w:p>
+      <w:r>
+        <w:t>Keep versions, fixture, checks, owner, fallback, compatibility and actual operator observations together.</w:t>
+      </w:r>
+    </w:p>
+    <w:p>
+      <w:r>
+        <w:t>Recall → W1–W3/W5 → independent readiness-gap case → runbook project → delayed return.</w:t>
+      </w:r>
+    </w:p>
+    <w:p>
+      <w:pPr>
+        <w:pStyle w:val="Heading1"/>
+      </w:pPr>
+      <w:r>
+        <w:t>01. Recall · Retrieve before notes</w:t>
+      </w:r>
+    </w:p>
+    <w:p>
+      <w:r>
+        <w:t>Keep this task’s inputs,rule and response together.</w:t>
+      </w:r>
+    </w:p>
+    <w:p>
+      <w:pPr>
+        <w:pStyle w:val="Heading2"/>
+      </w:pPr>
+      <w:r>
+        <w:t>Complete task and evidence</w:t>
+      </w:r>
+    </w:p>
+    <w:p>
+      <w:pPr>
+        <w:pStyle w:val="ListBullet"/>
+      </w:pPr>
+      <w:r>
         <w:t>Try the recall before opening notes. Then use a different colour or a labelled second line to correct your explanation.</w:t>
       </w:r>
     </w:p>
@@ -54,12 +77,9 @@
     </w:p>
     <w:p>
       <w:pPr>
-        <w:spacing w:line="336" w:lineRule="auto" w:after="180"/>
-      </w:pPr>
-      <w:r>
-        <w:rPr>
-          <w:b w:val="0"/>
-        </w:rPr>
+        <w:pStyle w:val="ListBullet"/>
+      </w:pPr>
+      <w:r>
         <w:t>Without opening the old lesson, explain one key idea from Red team exercises. Give an example and a mistake that the idea helps you avoid.</w:t>
       </w:r>
     </w:p>
@@ -96,12 +116,9 @@
     </w:p>
     <w:p>
       <w:pPr>
-        <w:spacing w:line="336" w:lineRule="auto" w:after="180"/>
-      </w:pPr>
-      <w:r>
-        <w:rPr>
-          <w:b w:val="0"/>
-        </w:rPr>
+        <w:pStyle w:val="ListBullet"/>
+      </w:pPr>
+      <w:r>
         <w:t>Without opening the old lesson, explain one key idea from Performance and cost experiments. Give an example and a mistake that the idea helps you avoid.</w:t>
       </w:r>
     </w:p>
@@ -138,12 +155,9 @@
     </w:p>
     <w:p>
       <w:pPr>
-        <w:spacing w:line="336" w:lineRule="auto" w:after="180"/>
-      </w:pPr>
-      <w:r>
-        <w:rPr>
-          <w:b w:val="0"/>
-        </w:rPr>
+        <w:pStyle w:val="ListBullet"/>
+      </w:pPr>
+      <w:r>
         <w:t>Without opening the old lesson, explain one key idea from Incident investigation. Give an example and a mistake that the idea helps you avoid.</w:t>
       </w:r>
     </w:p>
@@ -180,60 +194,26 @@
     </w:p>
     <w:p>
       <w:pPr>
-        <w:spacing w:line="336" w:lineRule="auto" w:after="180"/>
-        <w:shd w:fill="F1F6F8"/>
-      </w:pPr>
-      <w:r>
-        <w:rPr>
-          <w:b w:val="0"/>
-        </w:rPr>
+        <w:pStyle w:val="ListBullet"/>
+      </w:pPr>
+      <w:r>
         <w:t>Use this reference for the original W1–W3 and W5 exercises. The separately named independent case supplies its own changed facts; use those facts for that attempt before feedback.</w:t>
       </w:r>
     </w:p>
     <w:p>
       <w:pPr>
-        <w:spacing w:line="336" w:lineRule="auto" w:after="180"/>
-      </w:pPr>
-      <w:r>
-        <w:rPr>
-          <w:b w:val="0"/>
-        </w:rPr>
+        <w:pStyle w:val="ListBullet"/>
+      </w:pPr>
+      <w:r>
         <w:t>Operational documentation tells another person how to run, verify, observe and recover the service. A successful developer demo is not readiness.</w:t>
       </w:r>
     </w:p>
     <w:p>
       <w:pPr>
-        <w:spacing w:line="336" w:lineRule="auto" w:after="180"/>
-      </w:pPr>
-      <w:r>
-        <w:rPr>
-          <w:b w:val="0"/>
-        </w:rPr>
-        <w:t xml:space="preserve">A </w:t>
-      </w:r>
-      <w:r>
-        <w:rPr>
-          <w:b/>
-        </w:rPr>
-        <w:t>runbook</w:t>
-      </w:r>
-      <w:r>
-        <w:rPr>
-          <w:b w:val="0"/>
-        </w:rPr>
-        <w:t xml:space="preserve"> names versions, required non-secret configuration, secret key names, </w:t>
-      </w:r>
-      <w:r>
-        <w:rPr>
-          <w:b/>
-        </w:rPr>
-        <w:t>health check</w:t>
-      </w:r>
-      <w:r>
-        <w:rPr>
-          <w:b w:val="0"/>
-        </w:rPr>
-        <w:t>s, release/rollback dependencies, alerts and owners. Test it with a fresh operator and fictional fixtures.</w:t>
+        <w:pStyle w:val="ListBullet"/>
+      </w:pPr>
+      <w:r>
+        <w:t>A runbook names versions, required non-secret configuration, secret key names, health checks, release/rollback dependencies, alerts and owners. Test it with a fresh operator and fictional fixtures.</w:t>
       </w:r>
     </w:p>
     <w:p>
@@ -241,123 +221,44 @@
         <w:pStyle w:val="Heading1"/>
       </w:pPr>
       <w:r>
-        <w:t>02. Practise with fading help</w:t>
-      </w:r>
-    </w:p>
-    <w:p>
-      <w:r>
-        <w:t>Complete the supported Documentation and operational readiness trace and record the first step you can explain without help.</w:t>
-      </w:r>
-    </w:p>
-    <w:p>
-      <w:pPr>
-        <w:spacing w:line="336" w:lineRule="auto" w:after="180"/>
-      </w:pPr>
-      <w:r>
-        <w:rPr>
-          <w:b w:val="0"/>
-        </w:rPr>
-        <w:t>Use W2: Trace the worked case for Documentation and operational readiness. Record the answer once; the lesson and workbook refer to the same attempt.</w:t>
-      </w:r>
-    </w:p>
-    <w:tbl>
-      <w:tblPr>
-        <w:tblStyle w:val="LightShading-Accent1"/>
-        <w:tblW w:type="auto" w:w="0"/>
-        <w:tblLook w:firstColumn="1" w:firstRow="1" w:lastColumn="0" w:lastRow="0" w:noHBand="0" w:noVBand="1" w:val="04A0"/>
-      </w:tblPr>
-      <w:tblGrid>
-        <w:gridCol w:w="2556"/>
-        <w:gridCol w:w="2556"/>
-        <w:gridCol w:w="2556"/>
-        <w:gridCol w:w="2556"/>
-      </w:tblGrid>
-      <w:tr>
-        <w:trPr>
-          <w:tblHeader/>
-        </w:trPr>
-        <w:tc>
-          <w:tcPr>
-            <w:tcW w:type="dxa" w:w="2556"/>
-          </w:tcPr>
-          <w:p>
-            <w:r>
-              <w:t>Given inputs</w:t>
-            </w:r>
-          </w:p>
-        </w:tc>
-        <w:tc>
-          <w:tcPr>
-            <w:tcW w:type="dxa" w:w="2556"/>
-          </w:tcPr>
-          <w:p>
-            <w:r>
-              <w:t>Procedure I chose</w:t>
-            </w:r>
-          </w:p>
-        </w:tc>
-        <w:tc>
-          <w:tcPr>
-            <w:tcW w:type="dxa" w:w="2556"/>
-          </w:tcPr>
-          <w:p>
-            <w:r>
-              <w:t>Middle steps</w:t>
-            </w:r>
-          </w:p>
-        </w:tc>
-        <w:tc>
-          <w:tcPr>
-            <w:tcW w:type="dxa" w:w="2556"/>
-          </w:tcPr>
-          <w:p>
-            <w:r>
-              <w:t>Result and check</w:t>
-            </w:r>
-          </w:p>
-        </w:tc>
-      </w:tr>
-      <w:tr>
-        <w:tc>
-          <w:tcPr>
-            <w:tcW w:type="dxa" w:w="2556"/>
-          </w:tcPr>
-          <w:p>
-            <w:r/>
-          </w:p>
-        </w:tc>
-        <w:tc>
-          <w:tcPr>
-            <w:tcW w:type="dxa" w:w="2556"/>
-          </w:tcPr>
-          <w:p>
-            <w:r/>
-          </w:p>
-        </w:tc>
-        <w:tc>
-          <w:tcPr>
-            <w:tcW w:type="dxa" w:w="2556"/>
-          </w:tcPr>
-          <w:p>
-            <w:r/>
-          </w:p>
-        </w:tc>
-        <w:tc>
-          <w:tcPr>
-            <w:tcW w:type="dxa" w:w="2556"/>
-          </w:tcPr>
-          <w:p>
-            <w:r/>
-          </w:p>
-        </w:tc>
-      </w:tr>
-    </w:tbl>
+        <w:t>05. W1 · Explain the current example</w:t>
+      </w:r>
+    </w:p>
+    <w:p>
+      <w:r>
+        <w:t>Keep this task’s inputs,rule and response together.</w:t>
+      </w:r>
+    </w:p>
+    <w:p>
+      <w:pPr>
+        <w:pStyle w:val="Heading2"/>
+      </w:pPr>
+      <w:r>
+        <w:t>Complete task and evidence</w:t>
+      </w:r>
+    </w:p>
+    <w:p>
+      <w:pPr>
+        <w:pStyle w:val="ListBullet"/>
+      </w:pPr>
+      <w:r>
+        <w:t>Operational documentation should let another person run permitted setup, verify expected behavior, observe failures and review compatible recovery. Main setup-only note omits data version and recovery, so add code/config/corpus/procedure/schema/fixture references, non-secret config, secret names only, health checks, alerts and owners. Complete paper fiction: toy-r2/cfg 2/c1/p2/schema 1/F1; ENV classroom-mock; DATA_VERSION c1; F1 approved B12 with source_available true. Healthy expected answer B12 cites F1/c1. Unavailable variant returns SOURCE_UNAVAILABLE and needs_review, no guessed room. Inspect only approved read-only configuration/availability and prepare a minimized packet for the symbolic maintainer/authorized route; no real contact occurs. Proposed toy-r1 recovery requires current schema 1/c1; schema 2 blocks. No actual server, diagnostic connection, secrets or rollback are used. Another operator rehearsal must be actually performed and recorded; otherwise label self-trace/not run. Picture removal of owner/route leaves escalation incomplete. A clear/rehearsed runbook provides scoped evidence, not readiness for every incident.</w:t>
+      </w:r>
+    </w:p>
+    <w:p>
+      <w:pPr>
+        <w:pStyle w:val="ListBullet"/>
+      </w:pPr>
+      <w:r>
+        <w:t>Explain the weekly mechanism in your own words. Use the worked scenario to name its input, decision rule and output.</w:t>
+      </w:r>
+    </w:p>
     <w:p>
       <w:pPr>
         <w:pStyle w:val="Heading3"/>
       </w:pPr>
       <w:r>
-        <w:t>The step I completed without help, and the hint I needed</w:t>
+        <w:t>My reasoning and evidence</w:t>
       </w:r>
     </w:p>
     <w:p>
@@ -376,38 +277,55 @@
       </w:r>
     </w:p>
     <w:p>
+      <w:r>
+        <w:t>________________________________________________________________</w:t>
+      </w:r>
+    </w:p>
+    <w:p>
+      <w:r>
+        <w:t>________________________________________________________________</w:t>
+      </w:r>
+    </w:p>
+    <w:p>
+      <w:r>
+        <w:t>________________________________________________________________</w:t>
+      </w:r>
+    </w:p>
+    <w:p>
       <w:pPr>
         <w:pStyle w:val="Heading1"/>
       </w:pPr>
       <w:r>
-        <w:t>03. Individual reasoning check</w:t>
-      </w:r>
-    </w:p>
-    <w:p>
-      <w:r>
-        <w:t>Check the proposed Documentation and operational readiness explanation against the supplied facts before discussing it.</w:t>
-      </w:r>
-    </w:p>
-    <w:p>
-      <w:pPr>
-        <w:spacing w:line="336" w:lineRule="auto" w:after="180"/>
-      </w:pPr>
-      <w:r>
-        <w:rPr>
-          <w:b w:val="0"/>
-        </w:rPr>
-        <w:t>Use the worked case for Documentation and operational readiness. Proposed explanation: “The worked result establishes every future case”. Decide whether this explanation is supported.</w:t>
-      </w:r>
-    </w:p>
-    <w:p>
-      <w:pPr>
-        <w:spacing w:line="336" w:lineRule="auto" w:after="180"/>
-      </w:pPr>
-      <w:r>
-        <w:rPr>
-          <w:b w:val="0"/>
-        </w:rPr>
-        <w:t>Point to the step or supplied fact that decides; explain your repair if needed.</w:t>
+        <w:t>06. W2 · Trace the calculation</w:t>
+      </w:r>
+    </w:p>
+    <w:p>
+      <w:r>
+        <w:t>Keep this task’s inputs,rule and response together.</w:t>
+      </w:r>
+    </w:p>
+    <w:p>
+      <w:pPr>
+        <w:pStyle w:val="Heading2"/>
+      </w:pPr>
+      <w:r>
+        <w:t>Complete task and evidence</w:t>
+      </w:r>
+    </w:p>
+    <w:p>
+      <w:pPr>
+        <w:pStyle w:val="ListBullet"/>
+      </w:pPr>
+      <w:r>
+        <w:t>Operational documentation should let another person run permitted setup, verify expected behavior, observe failures and review compatible recovery. Main setup-only note omits data version and recovery, so add code/config/corpus/procedure/schema/fixture references, non-secret config, secret names only, health checks, alerts and owners. Complete paper fiction: toy-r2/cfg 2/c1/p2/schema 1/F1; ENV classroom-mock; DATA_VERSION c1; F1 approved B12 with source_available true. Healthy expected answer B12 cites F1/c1. Unavailable variant returns SOURCE_UNAVAILABLE and needs_review, no guessed room. Inspect only approved read-only configuration/availability and prepare a minimized packet for the symbolic maintainer/authorized route; no real contact occurs. Proposed toy-r1 recovery requires current schema 1/c1; schema 2 blocks. No actual server, diagnostic connection, secrets or rollback are used. Another operator rehearsal must be actually performed and recorded; otherwise label self-trace/not run. Picture removal of owner/route leaves escalation incomplete. A clear/rehearsed runbook provides scoped evidence, not readiness for every incident.</w:t>
+      </w:r>
+    </w:p>
+    <w:p>
+      <w:pPr>
+        <w:pStyle w:val="ListBullet"/>
+      </w:pPr>
+      <w:r>
+        <w:t>Runbook says start server, but omits data version and recovery steps. Another operator cannot reproduce a result. Show the intermediate steps and give the conclusion with its scope.</w:t>
       </w:r>
     </w:p>
     <w:p>
@@ -415,7 +333,7 @@
         <w:pStyle w:val="Heading3"/>
       </w:pPr>
       <w:r>
-        <w:t>My explanation before partner discussion</w:t>
+        <w:t>My reasoning and evidence</w:t>
       </w:r>
     </w:p>
     <w:p>
@@ -439,16 +357,55 @@
       </w:r>
     </w:p>
     <w:p>
+      <w:r>
+        <w:t>________________________________________________________________</w:t>
+      </w:r>
+    </w:p>
+    <w:p>
+      <w:r>
+        <w:t>________________________________________________________________</w:t>
+      </w:r>
+    </w:p>
+    <w:p>
+      <w:r>
+        <w:t>________________________________________________________________</w:t>
+      </w:r>
+    </w:p>
+    <w:p>
       <w:pPr>
         <w:pStyle w:val="Heading1"/>
       </w:pPr>
       <w:r>
-        <w:t>04. Independent transfer case</w:t>
-      </w:r>
-    </w:p>
-    <w:p>
-      <w:r>
-        <w:t>Write one first attempt at the reserved independent case before feedback. Repeated copies of that case refer to the same recorded attempt.</w:t>
+        <w:t>07. W3 · Repair a misconception</w:t>
+      </w:r>
+    </w:p>
+    <w:p>
+      <w:r>
+        <w:t>Keep this task’s inputs,rule and response together.</w:t>
+      </w:r>
+    </w:p>
+    <w:p>
+      <w:pPr>
+        <w:pStyle w:val="Heading2"/>
+      </w:pPr>
+      <w:r>
+        <w:t>Complete task and evidence</w:t>
+      </w:r>
+    </w:p>
+    <w:p>
+      <w:pPr>
+        <w:pStyle w:val="ListBullet"/>
+      </w:pPr>
+      <w:r>
+        <w:t>Operational documentation should let another person run permitted setup, verify expected behavior, observe failures and review compatible recovery. Main setup-only note omits data version and recovery, so add code/config/corpus/procedure/schema/fixture references, non-secret config, secret names only, health checks, alerts and owners. Complete paper fiction: toy-r2/cfg 2/c1/p2/schema 1/F1; ENV classroom-mock; DATA_VERSION c1; F1 approved B12 with source_available true. Healthy expected answer B12 cites F1/c1. Unavailable variant returns SOURCE_UNAVAILABLE and needs_review, no guessed room. Inspect only approved read-only configuration/availability and prepare a minimized packet for the symbolic maintainer/authorized route; no real contact occurs. Proposed toy-r1 recovery requires current schema 1/c1; schema 2 blocks. No actual server, diagnostic connection, secrets or rollback are used. Another operator rehearsal must be actually performed and recorded; otherwise label self-trace/not run. Picture removal of owner/route leaves escalation incomplete. A clear/rehearsed runbook provides scoped evidence, not readiness for every incident.</w:t>
+      </w:r>
+    </w:p>
+    <w:p>
+      <w:pPr>
+        <w:pStyle w:val="ListBullet"/>
+      </w:pPr>
+      <w:r>
+        <w:t>A report omits this qualification: Documentation readiness requires a tested replay and operational ownership, not merely complete-looking prose. Explain how omitting it could change a reader's interpretation, and write an accurate replacement.</w:t>
       </w:r>
     </w:p>
     <w:p>
@@ -456,17 +413,153 @@
         <w:pStyle w:val="Heading3"/>
       </w:pPr>
       <w:r>
+        <w:t>My reasoning and evidence</w:t>
+      </w:r>
+    </w:p>
+    <w:p>
+      <w:r>
+        <w:t>________________________________________________________________</w:t>
+      </w:r>
+    </w:p>
+    <w:p>
+      <w:r>
+        <w:t>________________________________________________________________</w:t>
+      </w:r>
+    </w:p>
+    <w:p>
+      <w:r>
+        <w:t>________________________________________________________________</w:t>
+      </w:r>
+    </w:p>
+    <w:p>
+      <w:r>
+        <w:t>________________________________________________________________</w:t>
+      </w:r>
+    </w:p>
+    <w:p>
+      <w:r>
+        <w:t>________________________________________________________________</w:t>
+      </w:r>
+    </w:p>
+    <w:p>
+      <w:r>
+        <w:t>________________________________________________________________</w:t>
+      </w:r>
+    </w:p>
+    <w:p>
+      <w:pPr>
+        <w:pStyle w:val="Heading1"/>
+      </w:pPr>
+      <w:r>
+        <w:t>09. W5 · Explain the limitation</w:t>
+      </w:r>
+    </w:p>
+    <w:p>
+      <w:r>
+        <w:t>Keep this task’s inputs,rule and response together.</w:t>
+      </w:r>
+    </w:p>
+    <w:p>
+      <w:pPr>
+        <w:pStyle w:val="Heading2"/>
+      </w:pPr>
+      <w:r>
+        <w:t>Complete task and evidence</w:t>
+      </w:r>
+    </w:p>
+    <w:p>
+      <w:pPr>
+        <w:pStyle w:val="ListBullet"/>
+      </w:pPr>
+      <w:r>
+        <w:t>Operational documentation should let another person run permitted setup, verify expected behavior, observe failures and review compatible recovery. Main setup-only note omits data version and recovery, so add code/config/corpus/procedure/schema/fixture references, non-secret config, secret names only, health checks, alerts and owners. Complete paper fiction: toy-r2/cfg 2/c1/p2/schema 1/F1; ENV classroom-mock; DATA_VERSION c1; F1 approved B12 with source_available true. Healthy expected answer B12 cites F1/c1. Unavailable variant returns SOURCE_UNAVAILABLE and needs_review, no guessed room. Inspect only approved read-only configuration/availability and prepare a minimized packet for the symbolic maintainer/authorized route; no real contact occurs. Proposed toy-r1 recovery requires current schema 1/c1; schema 2 blocks. No actual server, diagnostic connection, secrets or rollback are used. Another operator rehearsal must be actually performed and recorded; otherwise label self-trace/not run. Picture removal of owner/route leaves escalation incomplete. A clear/rehearsed runbook provides scoped evidence, not readiness for every incident.</w:t>
+      </w:r>
+    </w:p>
+    <w:p>
+      <w:pPr>
+        <w:pStyle w:val="ListBullet"/>
+      </w:pPr>
+      <w:r>
+        <w:t>For the worked scenario, propose one additional case that could reveal a failure, describe its expected outcome before running it, and explain what would need to remain fixed for a fair comparison. Do not reuse W4 as a new final test after receiving feedback.</w:t>
+      </w:r>
+    </w:p>
+    <w:p>
+      <w:pPr>
+        <w:pStyle w:val="Heading3"/>
+      </w:pPr>
+      <w:r>
+        <w:t>My reasoning and evidence</w:t>
+      </w:r>
+    </w:p>
+    <w:p>
+      <w:r>
+        <w:t>________________________________________________________________</w:t>
+      </w:r>
+    </w:p>
+    <w:p>
+      <w:r>
+        <w:t>________________________________________________________________</w:t>
+      </w:r>
+    </w:p>
+    <w:p>
+      <w:r>
+        <w:t>________________________________________________________________</w:t>
+      </w:r>
+    </w:p>
+    <w:p>
+      <w:r>
+        <w:t>________________________________________________________________</w:t>
+      </w:r>
+    </w:p>
+    <w:p>
+      <w:r>
+        <w:t>________________________________________________________________</w:t>
+      </w:r>
+    </w:p>
+    <w:p>
+      <w:r>
+        <w:t>________________________________________________________________</w:t>
+      </w:r>
+    </w:p>
+    <w:p>
+      <w:r>
+        <w:t>________________________________________________________________</w:t>
+      </w:r>
+    </w:p>
+    <w:p>
+      <w:pPr>
+        <w:pStyle w:val="Heading1"/>
+      </w:pPr>
+      <w:r>
+        <w:t>04. Try alone · Selected transfer</w:t>
+      </w:r>
+    </w:p>
+    <w:p>
+      <w:r>
+        <w:t>Keep this task’s inputs,rule and response together.</w:t>
+      </w:r>
+    </w:p>
+    <w:p>
+      <w:pPr>
+        <w:pStyle w:val="Heading2"/>
+      </w:pPr>
+      <w:r>
+        <w:t>Complete task and evidence</w:t>
+      </w:r>
+    </w:p>
+    <w:p>
+      <w:pPr>
+        <w:pStyle w:val="Heading3"/>
+      </w:pPr>
+      <w:r>
         <w:t>Independent case: Apply a new case independently</w:t>
       </w:r>
     </w:p>
     <w:p>
       <w:pPr>
-        <w:spacing w:line="336" w:lineRule="auto" w:after="180"/>
-      </w:pPr>
-      <w:r>
-        <w:rPr>
-          <w:b w:val="0"/>
-        </w:rPr>
+        <w:pStyle w:val="ListBullet"/>
+      </w:pPr>
+      <w:r>
         <w:t>Documentation includes all setup steps but no incident owner or compatible rollback. Identify readiness gaps.</w:t>
       </w:r>
     </w:p>
@@ -515,12 +608,9 @@
     </w:p>
     <w:p>
       <w:pPr>
-        <w:spacing w:line="336" w:lineRule="auto" w:after="180"/>
-      </w:pPr>
-      <w:r>
-        <w:rPr>
-          <w:b w:val="0"/>
-        </w:rPr>
+        <w:pStyle w:val="ListBullet"/>
+      </w:pPr>
+      <w:r>
         <w:t>Attempt this case before feedback. Record any help. Earlier examples below are further practice; a case already practised with feedback cannot establish fresh transfer.</w:t>
       </w:r>
     </w:p>
@@ -529,59 +619,28 @@
         <w:pStyle w:val="Heading1"/>
       </w:pPr>
       <w:r>
-        <w:t>05. W1 Explain the mechanism</w:t>
-      </w:r>
-    </w:p>
-    <w:p>
-      <w:r>
-        <w:t>Explain the mechanism. Apply the supplied Documentation and operational readiness facts and keep your reasoning.</w:t>
-      </w:r>
-    </w:p>
-    <w:p>
-      <w:pPr>
-        <w:spacing w:line="336" w:lineRule="auto" w:after="180"/>
-      </w:pPr>
-      <w:r>
-        <w:rPr>
-          <w:b w:val="0"/>
-        </w:rPr>
-        <w:t xml:space="preserve">Explain the weekly </w:t>
-      </w:r>
-      <w:r>
-        <w:rPr>
-          <w:b/>
-        </w:rPr>
-        <w:t>mechanism</w:t>
-      </w:r>
-      <w:r>
-        <w:rPr>
-          <w:b w:val="0"/>
-        </w:rPr>
-        <w:t xml:space="preserve"> in your own words. Use the worked scenario to name its </w:t>
-      </w:r>
-      <w:r>
-        <w:rPr>
-          <w:b/>
-        </w:rPr>
-        <w:t>input</w:t>
-      </w:r>
-      <w:r>
-        <w:rPr>
-          <w:b w:val="0"/>
-        </w:rPr>
-        <w:t xml:space="preserve">, decision rule and </w:t>
-      </w:r>
-      <w:r>
-        <w:rPr>
-          <w:b/>
-        </w:rPr>
-        <w:t>output</w:t>
-      </w:r>
-      <w:r>
-        <w:rPr>
-          <w:b w:val="0"/>
-        </w:rPr>
-        <w:t>.</w:t>
+        <w:t>10. Project · Keep the service evidence</w:t>
+      </w:r>
+    </w:p>
+    <w:p>
+      <w:r>
+        <w:t>Preserve the contract, inputs, observed outcomes and limits.</w:t>
+      </w:r>
+    </w:p>
+    <w:p>
+      <w:pPr>
+        <w:pStyle w:val="Heading2"/>
+      </w:pPr>
+      <w:r>
+        <w:t>Complete task and evidence</w:t>
+      </w:r>
+    </w:p>
+    <w:p>
+      <w:pPr>
+        <w:pStyle w:val="ListBullet"/>
+      </w:pPr>
+      <w:r>
+        <w:t>Add a labelled documentation and operational readiness evidence sheet to Grounded Learning Service. Show how you can explain the mechanism and terminology of documentation and operational readiness. Use the supplied fictional case and keep its inputs, intermediate steps, calculation or prediction, and limitation. Connect this record to last week’s record; a matching answer without a trace is insufficient.</w:t>
       </w:r>
     </w:p>
     <w:p>
@@ -589,7 +648,7 @@
         <w:pStyle w:val="Heading3"/>
       </w:pPr>
       <w:r>
-        <w:t>My reasoning and evidence</w:t>
+        <w:t>My project change, supporting evidence and remaining limit</w:t>
       </w:r>
     </w:p>
     <w:p>
@@ -627,441 +686,20 @@
         <w:pStyle w:val="Heading1"/>
       </w:pPr>
       <w:r>
-        <w:t>06. W2 Trace the worked case</w:t>
-      </w:r>
-    </w:p>
-    <w:p>
-      <w:r>
-        <w:t>Trace the worked case. Apply the supplied Documentation and operational readiness facts and keep your reasoning.</w:t>
-      </w:r>
-    </w:p>
-    <w:p>
-      <w:pPr>
-        <w:spacing w:line="336" w:lineRule="auto" w:after="180"/>
-      </w:pPr>
-      <w:r>
-        <w:rPr>
-          <w:b/>
-        </w:rPr>
-        <w:t>Runbook</w:t>
-      </w:r>
-      <w:r>
-        <w:rPr>
-          <w:b w:val="0"/>
-        </w:rPr>
-        <w:t xml:space="preserve"> says start server, but omits data version and recovery steps. Another operator cannot reproduce a result. Show the intermediate steps and give the conclusion with its scope.</w:t>
-      </w:r>
-    </w:p>
-    <w:p>
-      <w:pPr>
-        <w:pStyle w:val="Heading3"/>
-      </w:pPr>
-      <w:r>
-        <w:t>My reasoning and evidence</w:t>
-      </w:r>
-    </w:p>
-    <w:p>
-      <w:r>
-        <w:t>________________________________________________________________</w:t>
-      </w:r>
-    </w:p>
-    <w:p>
-      <w:r>
-        <w:t>________________________________________________________________</w:t>
-      </w:r>
-    </w:p>
-    <w:p>
-      <w:r>
-        <w:t>________________________________________________________________</w:t>
-      </w:r>
-    </w:p>
-    <w:p>
-      <w:r>
-        <w:t>________________________________________________________________</w:t>
-      </w:r>
-    </w:p>
-    <w:p>
-      <w:r>
-        <w:t>________________________________________________________________</w:t>
-      </w:r>
-    </w:p>
-    <w:p>
-      <w:r>
-        <w:t>________________________________________________________________</w:t>
-      </w:r>
-    </w:p>
-    <w:p>
-      <w:r>
-        <w:t>________________________________________________________________</w:t>
-      </w:r>
-    </w:p>
-    <w:p>
-      <w:pPr>
-        <w:pStyle w:val="Heading1"/>
-      </w:pPr>
-      <w:r>
-        <w:t>07. W3 Audit the limit</w:t>
-      </w:r>
-    </w:p>
-    <w:p>
-      <w:r>
-        <w:t>Audit the limit. Apply the supplied Documentation and operational readiness facts and keep your reasoning.</w:t>
-      </w:r>
-    </w:p>
-    <w:p>
-      <w:pPr>
-        <w:spacing w:line="336" w:lineRule="auto" w:after="180"/>
-      </w:pPr>
-      <w:r>
-        <w:rPr>
-          <w:b w:val="0"/>
-        </w:rPr>
-        <w:t xml:space="preserve">A report omits this qualification: Documentation readiness requires a tested replay and </w:t>
-      </w:r>
-      <w:r>
-        <w:rPr>
-          <w:b/>
-        </w:rPr>
-        <w:t>operational owner</w:t>
-      </w:r>
-      <w:r>
-        <w:rPr>
-          <w:b w:val="0"/>
-        </w:rPr>
-        <w:t>ship, not merely complete-looking prose.</w:t>
-      </w:r>
-    </w:p>
-    <w:p>
-      <w:pPr>
-        <w:spacing w:line="336" w:lineRule="auto" w:after="180"/>
-      </w:pPr>
-      <w:r>
-        <w:rPr>
-          <w:b w:val="0"/>
-        </w:rPr>
-        <w:t>Explain how omitting it could change a reader's interpretation, and write an accurate replacement.</w:t>
-      </w:r>
-    </w:p>
-    <w:p>
-      <w:pPr>
-        <w:pStyle w:val="Heading3"/>
-      </w:pPr>
-      <w:r>
-        <w:t>My reasoning and evidence</w:t>
-      </w:r>
-    </w:p>
-    <w:p>
-      <w:r>
-        <w:t>________________________________________________________________</w:t>
-      </w:r>
-    </w:p>
-    <w:p>
-      <w:r>
-        <w:t>________________________________________________________________</w:t>
-      </w:r>
-    </w:p>
-    <w:p>
-      <w:r>
-        <w:t>________________________________________________________________</w:t>
-      </w:r>
-    </w:p>
-    <w:p>
-      <w:r>
-        <w:t>________________________________________________________________</w:t>
-      </w:r>
-    </w:p>
-    <w:p>
-      <w:r>
-        <w:t>________________________________________________________________</w:t>
-      </w:r>
-    </w:p>
-    <w:p>
-      <w:r>
-        <w:t>________________________________________________________________</w:t>
-      </w:r>
-    </w:p>
-    <w:p>
-      <w:pPr>
-        <w:pStyle w:val="Heading1"/>
-      </w:pPr>
-      <w:r>
-        <w:t>08. W4 Apply a new case independently</w:t>
-      </w:r>
-    </w:p>
-    <w:p>
-      <w:r>
-        <w:t>Attempt before feedback. If this repeats the selected independent case, reuse that first attempt; otherwise keep a separate record. Apply a new case independently. Apply the supplied Documentation and operational readiness facts and keep your reasoning.</w:t>
-      </w:r>
-    </w:p>
-    <w:p>
-      <w:pPr>
-        <w:spacing w:line="336" w:lineRule="auto" w:after="180"/>
-      </w:pPr>
-      <w:r>
-        <w:rPr>
-          <w:b w:val="0"/>
-        </w:rPr>
-        <w:t>Documentation includes all setup steps but no incident owner or compatible rollback. Identify readiness gaps.</w:t>
-      </w:r>
-    </w:p>
-    <w:p>
-      <w:pPr>
-        <w:pStyle w:val="Heading3"/>
-      </w:pPr>
-      <w:r>
-        <w:t>My reasoning and evidence</w:t>
-      </w:r>
-    </w:p>
-    <w:p>
-      <w:r>
-        <w:t>________________________________________________________________</w:t>
-      </w:r>
-    </w:p>
-    <w:p>
-      <w:r>
-        <w:t>________________________________________________________________</w:t>
-      </w:r>
-    </w:p>
-    <w:p>
-      <w:r>
-        <w:t>________________________________________________________________</w:t>
-      </w:r>
-    </w:p>
-    <w:p>
-      <w:r>
-        <w:t>________________________________________________________________</w:t>
-      </w:r>
-    </w:p>
-    <w:p>
-      <w:r>
-        <w:t>________________________________________________________________</w:t>
-      </w:r>
-    </w:p>
-    <w:p>
-      <w:r>
-        <w:t>________________________________________________________________</w:t>
-      </w:r>
-    </w:p>
-    <w:p>
-      <w:r>
-        <w:t>________________________________________________________________</w:t>
-      </w:r>
-    </w:p>
-    <w:p>
-      <w:r>
-        <w:t>________________________________________________________________</w:t>
-      </w:r>
-    </w:p>
-    <w:p>
-      <w:pPr>
-        <w:pStyle w:val="Heading1"/>
-      </w:pPr>
-      <w:r>
-        <w:t>09. W5 Design a revealing follow-up</w:t>
-      </w:r>
-    </w:p>
-    <w:p>
-      <w:r>
-        <w:t>Design a revealing follow-up. Apply the supplied Documentation and operational readiness facts and keep your reasoning.</w:t>
-      </w:r>
-    </w:p>
-    <w:p>
-      <w:pPr>
-        <w:spacing w:line="336" w:lineRule="auto" w:after="180"/>
-      </w:pPr>
-      <w:r>
-        <w:rPr>
-          <w:b w:val="0"/>
-        </w:rPr>
-        <w:t>For the worked scenario, propose one additional case that could reveal a failure, describe its expected outcome before running it, and explain what would need to remain fixed for a fair comparison.</w:t>
-      </w:r>
-    </w:p>
-    <w:p>
-      <w:pPr>
-        <w:spacing w:line="336" w:lineRule="auto" w:after="180"/>
-      </w:pPr>
-      <w:r>
-        <w:rPr>
-          <w:b w:val="0"/>
-        </w:rPr>
-        <w:t>Do not reuse W4 as a new final test after receiving feedback.</w:t>
-      </w:r>
-    </w:p>
-    <w:p>
-      <w:pPr>
-        <w:pStyle w:val="Heading3"/>
-      </w:pPr>
-      <w:r>
-        <w:t>My reasoning and evidence</w:t>
-      </w:r>
-    </w:p>
-    <w:p>
-      <w:r>
-        <w:t>________________________________________________________________</w:t>
-      </w:r>
-    </w:p>
-    <w:p>
-      <w:r>
-        <w:t>________________________________________________________________</w:t>
-      </w:r>
-    </w:p>
-    <w:p>
-      <w:r>
-        <w:t>________________________________________________________________</w:t>
-      </w:r>
-    </w:p>
-    <w:p>
-      <w:r>
-        <w:t>________________________________________________________________</w:t>
-      </w:r>
-    </w:p>
-    <w:p>
-      <w:r>
-        <w:t>________________________________________________________________</w:t>
-      </w:r>
-    </w:p>
-    <w:p>
-      <w:r>
-        <w:t>________________________________________________________________</w:t>
-      </w:r>
-    </w:p>
-    <w:p>
-      <w:r>
-        <w:t>________________________________________________________________</w:t>
-      </w:r>
-    </w:p>
-    <w:p>
-      <w:pPr>
-        <w:pStyle w:val="Heading1"/>
-      </w:pPr>
-      <w:r>
-        <w:t>10. Project checkpoint and reflection</w:t>
-      </w:r>
-    </w:p>
-    <w:p>
-      <w:r>
-        <w:t>Connect Documentation and operational readiness to Grounded Learning Service, identify a limit and choose the next useful test.</w:t>
-      </w:r>
-    </w:p>
-    <w:p>
-      <w:pPr>
-        <w:spacing w:line="336" w:lineRule="auto" w:after="180"/>
-      </w:pPr>
-      <w:r>
-        <w:rPr>
-          <w:b w:val="0"/>
-        </w:rPr>
-        <w:t xml:space="preserve">Add a labelled documentation and operational readiness </w:t>
-      </w:r>
-      <w:r>
-        <w:rPr>
-          <w:b/>
-        </w:rPr>
-        <w:t>evidence</w:t>
-      </w:r>
-      <w:r>
-        <w:rPr>
-          <w:b w:val="0"/>
-        </w:rPr>
-        <w:t xml:space="preserve"> sheet to Grounded Learning Service. Show how you can explain the </w:t>
-      </w:r>
-      <w:r>
-        <w:rPr>
-          <w:b/>
-        </w:rPr>
-        <w:t>mechanism</w:t>
-      </w:r>
-      <w:r>
-        <w:rPr>
-          <w:b w:val="0"/>
-        </w:rPr>
-        <w:t xml:space="preserve"> and terminology of documentation and operational readiness.</w:t>
-      </w:r>
-    </w:p>
-    <w:p>
-      <w:pPr>
-        <w:spacing w:line="336" w:lineRule="auto" w:after="180"/>
-      </w:pPr>
-      <w:r>
-        <w:rPr>
-          <w:b w:val="0"/>
-        </w:rPr>
-        <w:t xml:space="preserve">Use the supplied fictional case and keep its </w:t>
-      </w:r>
-      <w:r>
-        <w:rPr>
-          <w:b/>
-        </w:rPr>
-        <w:t>input</w:t>
-      </w:r>
-      <w:r>
-        <w:rPr>
-          <w:b w:val="0"/>
-        </w:rPr>
-        <w:t xml:space="preserve">s, intermediate steps, calculation or </w:t>
-      </w:r>
-      <w:r>
-        <w:rPr>
-          <w:b/>
-        </w:rPr>
-        <w:t>prediction</w:t>
-      </w:r>
-      <w:r>
-        <w:rPr>
-          <w:b w:val="0"/>
-        </w:rPr>
-        <w:t>, and limitation. Connect this record to last week’s record; a matching answer without a trace is insufficient.</w:t>
-      </w:r>
-    </w:p>
-    <w:p>
-      <w:pPr>
-        <w:pStyle w:val="Heading3"/>
-      </w:pPr>
-      <w:r>
-        <w:t>My project change, supporting evidence and remaining limit</w:t>
-      </w:r>
-    </w:p>
-    <w:p>
-      <w:r>
-        <w:t>________________________________________________________________</w:t>
-      </w:r>
-    </w:p>
-    <w:p>
-      <w:r>
-        <w:t>________________________________________________________________</w:t>
-      </w:r>
-    </w:p>
-    <w:p>
-      <w:r>
-        <w:t>________________________________________________________________</w:t>
-      </w:r>
-    </w:p>
-    <w:p>
-      <w:r>
-        <w:t>________________________________________________________________</w:t>
-      </w:r>
-    </w:p>
-    <w:p>
-      <w:r>
-        <w:t>________________________________________________________________</w:t>
-      </w:r>
-    </w:p>
-    <w:p>
-      <w:r>
-        <w:t>________________________________________________________________</w:t>
-      </w:r>
-    </w:p>
-    <w:p>
-      <w:pPr>
-        <w:pStyle w:val="Heading1"/>
-      </w:pPr>
-      <w:r>
-        <w:t>11. Feedback, return check and learning record</w:t>
-      </w:r>
-    </w:p>
-    <w:p>
-      <w:r>
-        <w:t>Record the first repaired step and a different case to revisit after a delay.</w:t>
+        <w:t>11. Feedback · Repair and return</w:t>
+      </w:r>
+    </w:p>
+    <w:p>
+      <w:r>
+        <w:t>Keep this task’s inputs,rule and response together.</w:t>
+      </w:r>
+    </w:p>
+    <w:p>
+      <w:pPr>
+        <w:pStyle w:val="Heading2"/>
+      </w:pPr>
+      <w:r>
+        <w:t>Complete task and evidence</w:t>
       </w:r>
     </w:p>
     <w:tbl>
@@ -1202,12 +840,9 @@
     </w:tbl>
     <w:p>
       <w:pPr>
-        <w:spacing w:line="336" w:lineRule="auto" w:after="180"/>
-      </w:pPr>
-      <w:r>
-        <w:rPr>
-          <w:b w:val="0"/>
-        </w:rPr>
+        <w:pStyle w:val="ListBullet"/>
+      </w:pPr>
+      <w:r>
         <w:t>Revisit this idea with your teacher after a delay. Familiarity is different from explaining and using it on a changed case.</w:t>
       </w:r>
     </w:p>
@@ -1216,58 +851,322 @@
         <w:pStyle w:val="Heading1"/>
       </w:pPr>
       <w:r>
-        <w:t>12. Pictorial case practice: Documentation and operational readiness</w:t>
-      </w:r>
-    </w:p>
-    <w:p>
-      <w:r>
-        <w:t>A runbook with an owner. Another teacher must handle SOURCE_UNAVAILABLE without inventing an answer. Explain the labelled step before checking the changed condition.</w:t>
-      </w:r>
-    </w:p>
-    <w:p>
-      <w:pPr>
-        <w:spacing w:line="336" w:lineRule="auto" w:after="180"/>
-      </w:pPr>
-      <w:r>
-        <w:rPr>
-          <w:b w:val="0"/>
-        </w:rPr>
-        <w:t xml:space="preserve">A </w:t>
-      </w:r>
-      <w:r>
-        <w:rPr>
-          <w:b/>
-        </w:rPr>
-        <w:t>runbook</w:t>
-      </w:r>
-      <w:r>
-        <w:rPr>
-          <w:b w:val="0"/>
-        </w:rPr>
-        <w:t xml:space="preserve"> with an owner. Another teacher must handle SOURCE_UNAVAILABLE without inventing an answer.</w:t>
-      </w:r>
-    </w:p>
-    <w:p>
-      <w:pPr>
-        <w:spacing w:line="336" w:lineRule="auto" w:after="180"/>
-      </w:pPr>
-      <w:r>
-        <w:rPr>
-          <w:b w:val="0"/>
-        </w:rPr>
-        <w:t xml:space="preserve">The </w:t>
-      </w:r>
-      <w:r>
-        <w:rPr>
-          <w:b/>
-        </w:rPr>
-        <w:t>runbook</w:t>
-      </w:r>
-      <w:r>
-        <w:rPr>
-          <w:b w:val="0"/>
-        </w:rPr>
-        <w:t xml:space="preserve"> names a maintainer and a read-only source-connection diagnostic. The code means no supported answer can be produced.</w:t>
+        <w:t>Reference bank and extra practice</w:t>
+      </w:r>
+    </w:p>
+    <w:p>
+      <w:pPr>
+        <w:pStyle w:val="Heading1"/>
+      </w:pPr>
+      <w:r>
+        <w:t>02. Reference · Supported W2 record</w:t>
+      </w:r>
+    </w:p>
+    <w:p>
+      <w:r>
+        <w:t>Keep this task’s inputs,rule and response together.</w:t>
+      </w:r>
+    </w:p>
+    <w:p>
+      <w:pPr>
+        <w:pStyle w:val="Heading2"/>
+      </w:pPr>
+      <w:r>
+        <w:t>Complete task and evidence</w:t>
+      </w:r>
+    </w:p>
+    <w:p>
+      <w:pPr>
+        <w:pStyle w:val="ListBullet"/>
+      </w:pPr>
+      <w:r>
+        <w:t>Use W2: Trace the worked case for Documentation and operational readiness. Record the answer once; the lesson and workbook refer to the same attempt.</w:t>
+      </w:r>
+    </w:p>
+    <w:tbl>
+      <w:tblPr>
+        <w:tblStyle w:val="LightShading-Accent1"/>
+        <w:tblW w:type="auto" w:w="0"/>
+        <w:tblLook w:firstColumn="1" w:firstRow="1" w:lastColumn="0" w:lastRow="0" w:noHBand="0" w:noVBand="1" w:val="04A0"/>
+      </w:tblPr>
+      <w:tblGrid>
+        <w:gridCol w:w="2556"/>
+        <w:gridCol w:w="2556"/>
+        <w:gridCol w:w="2556"/>
+        <w:gridCol w:w="2556"/>
+      </w:tblGrid>
+      <w:tr>
+        <w:trPr>
+          <w:tblHeader/>
+        </w:trPr>
+        <w:tc>
+          <w:tcPr>
+            <w:tcW w:type="dxa" w:w="2556"/>
+          </w:tcPr>
+          <w:p>
+            <w:r>
+              <w:t>Given inputs</w:t>
+            </w:r>
+          </w:p>
+        </w:tc>
+        <w:tc>
+          <w:tcPr>
+            <w:tcW w:type="dxa" w:w="2556"/>
+          </w:tcPr>
+          <w:p>
+            <w:r>
+              <w:t>Procedure I chose</w:t>
+            </w:r>
+          </w:p>
+        </w:tc>
+        <w:tc>
+          <w:tcPr>
+            <w:tcW w:type="dxa" w:w="2556"/>
+          </w:tcPr>
+          <w:p>
+            <w:r>
+              <w:t>Middle steps</w:t>
+            </w:r>
+          </w:p>
+        </w:tc>
+        <w:tc>
+          <w:tcPr>
+            <w:tcW w:type="dxa" w:w="2556"/>
+          </w:tcPr>
+          <w:p>
+            <w:r>
+              <w:t>Result and check</w:t>
+            </w:r>
+          </w:p>
+        </w:tc>
+      </w:tr>
+      <w:tr>
+        <w:tc>
+          <w:tcPr>
+            <w:tcW w:type="dxa" w:w="2556"/>
+          </w:tcPr>
+          <w:p>
+            <w:r/>
+          </w:p>
+        </w:tc>
+        <w:tc>
+          <w:tcPr>
+            <w:tcW w:type="dxa" w:w="2556"/>
+          </w:tcPr>
+          <w:p>
+            <w:r/>
+          </w:p>
+        </w:tc>
+        <w:tc>
+          <w:tcPr>
+            <w:tcW w:type="dxa" w:w="2556"/>
+          </w:tcPr>
+          <w:p>
+            <w:r/>
+          </w:p>
+        </w:tc>
+        <w:tc>
+          <w:tcPr>
+            <w:tcW w:type="dxa" w:w="2556"/>
+          </w:tcPr>
+          <w:p>
+            <w:r/>
+          </w:p>
+        </w:tc>
+      </w:tr>
+    </w:tbl>
+    <w:p>
+      <w:pPr>
+        <w:pStyle w:val="Heading3"/>
+      </w:pPr>
+      <w:r>
+        <w:t>The step I completed without help, and the hint I needed</w:t>
+      </w:r>
+    </w:p>
+    <w:p>
+      <w:r>
+        <w:t>________________________________________________________________</w:t>
+      </w:r>
+    </w:p>
+    <w:p>
+      <w:r>
+        <w:t>________________________________________________________________</w:t>
+      </w:r>
+    </w:p>
+    <w:p>
+      <w:r>
+        <w:t>________________________________________________________________</w:t>
+      </w:r>
+    </w:p>
+    <w:p>
+      <w:pPr>
+        <w:pStyle w:val="Heading1"/>
+      </w:pPr>
+      <w:r>
+        <w:t>03. Extra practice · Individual reasoning check</w:t>
+      </w:r>
+    </w:p>
+    <w:p>
+      <w:r>
+        <w:t>Keep this task’s inputs,rule and response together.</w:t>
+      </w:r>
+    </w:p>
+    <w:p>
+      <w:pPr>
+        <w:pStyle w:val="Heading2"/>
+      </w:pPr>
+      <w:r>
+        <w:t>Complete task and evidence</w:t>
+      </w:r>
+    </w:p>
+    <w:p>
+      <w:pPr>
+        <w:pStyle w:val="ListBullet"/>
+      </w:pPr>
+      <w:r>
+        <w:t>Use the worked case for Documentation and operational readiness. Proposed explanation: “The worked result establishes every future case”. Decide whether this explanation is supported. Point to the step or supplied fact that decides; explain your repair if needed.</w:t>
+      </w:r>
+    </w:p>
+    <w:p>
+      <w:pPr>
+        <w:pStyle w:val="Heading3"/>
+      </w:pPr>
+      <w:r>
+        <w:t>My explanation before partner discussion</w:t>
+      </w:r>
+    </w:p>
+    <w:p>
+      <w:r>
+        <w:t>________________________________________________________________</w:t>
+      </w:r>
+    </w:p>
+    <w:p>
+      <w:r>
+        <w:t>________________________________________________________________</w:t>
+      </w:r>
+    </w:p>
+    <w:p>
+      <w:r>
+        <w:t>________________________________________________________________</w:t>
+      </w:r>
+    </w:p>
+    <w:p>
+      <w:r>
+        <w:t>________________________________________________________________</w:t>
+      </w:r>
+    </w:p>
+    <w:p>
+      <w:pPr>
+        <w:pStyle w:val="Heading1"/>
+      </w:pPr>
+      <w:r>
+        <w:t>08. Reference · Earlier W4 response copy</w:t>
+      </w:r>
+    </w:p>
+    <w:p>
+      <w:r>
+        <w:t>Keep this task’s inputs,rule and response together.</w:t>
+      </w:r>
+    </w:p>
+    <w:p>
+      <w:pPr>
+        <w:pStyle w:val="Heading2"/>
+      </w:pPr>
+      <w:r>
+        <w:t>Complete task and evidence</w:t>
+      </w:r>
+    </w:p>
+    <w:p>
+      <w:pPr>
+        <w:pStyle w:val="ListBullet"/>
+      </w:pPr>
+      <w:r>
+        <w:t>Documentation includes all setup steps but no incident owner or compatible rollback. Identify readiness gaps.</w:t>
+      </w:r>
+    </w:p>
+    <w:p>
+      <w:pPr>
+        <w:pStyle w:val="Heading3"/>
+      </w:pPr>
+      <w:r>
+        <w:t>My reasoning and evidence</w:t>
+      </w:r>
+    </w:p>
+    <w:p>
+      <w:r>
+        <w:t>________________________________________________________________</w:t>
+      </w:r>
+    </w:p>
+    <w:p>
+      <w:r>
+        <w:t>________________________________________________________________</w:t>
+      </w:r>
+    </w:p>
+    <w:p>
+      <w:r>
+        <w:t>________________________________________________________________</w:t>
+      </w:r>
+    </w:p>
+    <w:p>
+      <w:r>
+        <w:t>________________________________________________________________</w:t>
+      </w:r>
+    </w:p>
+    <w:p>
+      <w:r>
+        <w:t>________________________________________________________________</w:t>
+      </w:r>
+    </w:p>
+    <w:p>
+      <w:r>
+        <w:t>________________________________________________________________</w:t>
+      </w:r>
+    </w:p>
+    <w:p>
+      <w:r>
+        <w:t>________________________________________________________________</w:t>
+      </w:r>
+    </w:p>
+    <w:p>
+      <w:r>
+        <w:t>________________________________________________________________</w:t>
+      </w:r>
+    </w:p>
+    <w:p>
+      <w:pPr>
+        <w:pStyle w:val="Heading1"/>
+      </w:pPr>
+      <w:r>
+        <w:t>12. Extra practice · Pictured case</w:t>
+      </w:r>
+    </w:p>
+    <w:p>
+      <w:r>
+        <w:t>Keep this task’s inputs,rule and response together.</w:t>
+      </w:r>
+    </w:p>
+    <w:p>
+      <w:pPr>
+        <w:pStyle w:val="Heading2"/>
+      </w:pPr>
+      <w:r>
+        <w:t>Complete task and evidence</w:t>
+      </w:r>
+    </w:p>
+    <w:p>
+      <w:pPr>
+        <w:pStyle w:val="ListBullet"/>
+      </w:pPr>
+      <w:r>
+        <w:t>A runbook with an owner. Another teacher must handle SOURCE_UNAVAILABLE without inventing an answer.</w:t>
+      </w:r>
+    </w:p>
+    <w:p>
+      <w:pPr>
+        <w:pStyle w:val="ListBullet"/>
+      </w:pPr>
+      <w:r>
+        <w:t>The runbook names a maintainer and a read-only source-connection diagnostic. The code means no supported answer can be produced.</w:t>
       </w:r>
     </w:p>
     <w:p>
@@ -1308,13 +1207,9 @@
     </w:p>
     <w:p>
       <w:pPr>
-        <w:spacing w:line="336" w:lineRule="auto" w:after="180"/>
-        <w:shd w:fill="F5F1FB"/>
-      </w:pPr>
-      <w:r>
-        <w:rPr>
-          <w:b w:val="0"/>
-        </w:rPr>
+        <w:pStyle w:val="ListBullet"/>
+      </w:pPr>
+      <w:r>
         <w:t>Match SOURCE_UNAVAILABLE to its safe check and escalation owner. What is lost when the maintainer route is removed, even if the diagnostic instructions stay readable?</w:t>
       </w:r>
     </w:p>
@@ -1358,57 +1253,18 @@
     </w:p>
     <w:p>
       <w:pPr>
-        <w:pStyle w:val="Heading3"/>
-      </w:pPr>
-      <w:r>
-        <w:t>Record the help used</w:t>
-      </w:r>
-    </w:p>
-    <w:p>
-      <w:pPr>
-        <w:spacing w:line="336" w:lineRule="auto" w:after="180"/>
-        <w:shd w:fill="F1F6F8"/>
-      </w:pPr>
-      <w:r>
-        <w:rPr>
-          <w:b w:val="0"/>
-        </w:rPr>
-        <w:t xml:space="preserve">Support used: alone / hint / worked example. This record is practice </w:t>
-      </w:r>
-      <w:r>
-        <w:rPr>
-          <w:b/>
-        </w:rPr>
-        <w:t>evidence</w:t>
-      </w:r>
-      <w:r>
-        <w:rPr>
-          <w:b w:val="0"/>
-        </w:rPr>
-        <w:t>.</w:t>
-      </w:r>
-    </w:p>
-    <w:p>
-      <w:pPr>
-        <w:spacing w:line="336" w:lineRule="auto" w:after="180"/>
-      </w:pPr>
-      <w:r>
-        <w:rPr>
-          <w:b w:val="0"/>
-        </w:rPr>
-        <w:t xml:space="preserve">Project connection: For the Grounded Learning Service, retain an annotated trace and the changed-case result. Name the contract or </w:t>
-      </w:r>
-      <w:r>
-        <w:rPr>
-          <w:b/>
-        </w:rPr>
-        <w:t>evidence</w:t>
-      </w:r>
-      <w:r>
-        <w:rPr>
-          <w:b w:val="0"/>
-        </w:rPr>
-        <w:t xml:space="preserve"> that makes the deciding step valid, so another team can review it.</w:t>
+        <w:pStyle w:val="ListBullet"/>
+      </w:pPr>
+      <w:r>
+        <w:t>Support used: alone / hint / worked example. This record is practice evidence.</w:t>
+      </w:r>
+    </w:p>
+    <w:p>
+      <w:pPr>
+        <w:pStyle w:val="ListBullet"/>
+      </w:pPr>
+      <w:r>
+        <w:t>Project connection: For the Grounded Learning Service, retain an annotated trace and the changed-case result. Name the contract or evidence that makes the deciding step valid, so another team can review it.</w:t>
       </w:r>
     </w:p>
     <w:p>
@@ -1416,69 +1272,44 @@
         <w:pStyle w:val="Heading1"/>
       </w:pPr>
       <w:r>
-        <w:t>13. Project portfolio milestone</w:t>
-      </w:r>
-    </w:p>
-    <w:p>
-      <w:r>
-        <w:t>Keep this week’s input, deciding step, result and limit together in the Grounded Learning Service record.</w:t>
-      </w:r>
-    </w:p>
-    <w:p>
-      <w:pPr>
-        <w:spacing w:line="336" w:lineRule="auto" w:after="180"/>
-      </w:pPr>
-      <w:r>
-        <w:rPr>
-          <w:b w:val="0"/>
-        </w:rPr>
+        <w:t>13. Reference · Project milestone</w:t>
+      </w:r>
+    </w:p>
+    <w:p>
+      <w:r>
+        <w:t>Keep this task’s inputs,rule and response together.</w:t>
+      </w:r>
+    </w:p>
+    <w:p>
+      <w:pPr>
+        <w:pStyle w:val="Heading2"/>
+      </w:pPr>
+      <w:r>
+        <w:t>Complete task and evidence</w:t>
+      </w:r>
+    </w:p>
+    <w:p>
+      <w:pPr>
+        <w:pStyle w:val="ListBullet"/>
+      </w:pPr>
+      <w:r>
         <w:t>Project: Grounded Learning Service</w:t>
       </w:r>
     </w:p>
     <w:p>
       <w:pPr>
-        <w:spacing w:line="336" w:lineRule="auto" w:after="180"/>
-      </w:pPr>
-      <w:r>
-        <w:rPr>
-          <w:b w:val="0"/>
-        </w:rPr>
-        <w:t xml:space="preserve">Current milestone: Present and defend. Demonstrate the system, explain one failure and justify the next improvement with </w:t>
-      </w:r>
-      <w:r>
-        <w:rPr>
-          <w:b/>
-        </w:rPr>
-        <w:t>evidence</w:t>
-      </w:r>
-      <w:r>
-        <w:rPr>
-          <w:b w:val="0"/>
-        </w:rPr>
-        <w:t>.</w:t>
-      </w:r>
-    </w:p>
-    <w:p>
-      <w:pPr>
-        <w:spacing w:line="336" w:lineRule="auto" w:after="180"/>
-      </w:pPr>
-      <w:r>
-        <w:rPr>
-          <w:b w:val="0"/>
-        </w:rPr>
-        <w:t xml:space="preserve">For the Grounded Learning Service, retain an annotated trace and the changed-case result. Name the contract or </w:t>
-      </w:r>
-      <w:r>
-        <w:rPr>
-          <w:b/>
-        </w:rPr>
-        <w:t>evidence</w:t>
-      </w:r>
-      <w:r>
-        <w:rPr>
-          <w:b w:val="0"/>
-        </w:rPr>
-        <w:t xml:space="preserve"> that makes the deciding step valid, so another team can review it.</w:t>
+        <w:pStyle w:val="ListBullet"/>
+      </w:pPr>
+      <w:r>
+        <w:t>Current milestone: Present and defend. Demonstrate the system, explain one failure and justify the next improvement with evidence.</w:t>
+      </w:r>
+    </w:p>
+    <w:p>
+      <w:pPr>
+        <w:pStyle w:val="ListBullet"/>
+      </w:pPr>
+      <w:r>
+        <w:t>For the Grounded Learning Service, retain an annotated trace and the changed-case result. Name the contract or evidence that makes the deciding step valid, so another team can review it.</w:t>
       </w:r>
     </w:p>
     <w:tbl>
@@ -1635,12 +1466,444 @@
         <w:pStyle w:val="Heading1"/>
       </w:pPr>
       <w:r>
-        <w:t>14. Supported practice and learning evidence</w:t>
-      </w:r>
-    </w:p>
-    <w:p>
-      <w:r>
-        <w:t>Try the supported questions before comparing with hints and feedback. Record what you repaired and the evidence you retained.</w:t>
+        <w:t>14. Extra practice · Predict,check and repair</w:t>
+      </w:r>
+    </w:p>
+    <w:p>
+      <w:r>
+        <w:t>Keep supported feedback separate from the independent case.</w:t>
+      </w:r>
+    </w:p>
+    <w:p>
+      <w:pPr>
+        <w:pStyle w:val="Heading2"/>
+      </w:pPr>
+      <w:r>
+        <w:t>First supported question and optional hint</w:t>
+      </w:r>
+    </w:p>
+    <w:p>
+      <w:pPr>
+        <w:pStyle w:val="ListBullet"/>
+      </w:pPr>
+      <w:r>
+        <w:t>A runbook with an owner. Another teacher must handle SOURCE_UNAVAILABLE without inventing an answer.</w:t>
+      </w:r>
+    </w:p>
+    <w:p>
+      <w:pPr>
+        <w:pStyle w:val="Heading3"/>
+      </w:pPr>
+      <w:r>
+        <w:t>Practice 1: explain the deciding evidence</w:t>
+      </w:r>
+    </w:p>
+    <w:p>
+      <w:pPr>
+        <w:pStyle w:val="ListBullet"/>
+      </w:pPr>
+      <w:r>
+        <w:t>Which labelled step matches this detail? Contact the named maintainer and retain unresolved status.</w:t>
+      </w:r>
+    </w:p>
+    <w:p>
+      <w:pPr>
+        <w:pStyle w:val="ListBullet"/>
+      </w:pPr>
+      <w:r>
+        <w:t>1. Match symptom</w:t>
+      </w:r>
+    </w:p>
+    <w:p>
+      <w:pPr>
+        <w:pStyle w:val="ListBullet"/>
+      </w:pPr>
+      <w:r>
+        <w:t>2. Escalate clearly</w:t>
+      </w:r>
+    </w:p>
+    <w:p>
+      <w:pPr>
+        <w:pStyle w:val="ListBullet"/>
+      </w:pPr>
+      <w:r>
+        <w:t>3. Run safe check</w:t>
+      </w:r>
+    </w:p>
+    <w:p>
+      <w:pPr>
+        <w:pStyle w:val="Heading3"/>
+      </w:pPr>
+      <w:r>
+        <w:t>My selected conclusion, deciding fact and explanation</w:t>
+      </w:r>
+    </w:p>
+    <w:p>
+      <w:r>
+        <w:t>________________________________________________________________</w:t>
+      </w:r>
+    </w:p>
+    <w:p>
+      <w:r>
+        <w:t>________________________________________________________________</w:t>
+      </w:r>
+    </w:p>
+    <w:p>
+      <w:r>
+        <w:t>________________________________________________________________</w:t>
+      </w:r>
+    </w:p>
+    <w:p>
+      <w:r>
+        <w:t>________________________________________________________________</w:t>
+      </w:r>
+    </w:p>
+    <w:p>
+      <w:r>
+        <w:t>________________________________________________________________</w:t>
+      </w:r>
+    </w:p>
+    <w:p>
+      <w:pPr>
+        <w:pStyle w:val="ListBullet"/>
+      </w:pPr>
+      <w:r>
+        <w:t>Hint if needed: Read the steps in the pictorial case. Match the supplied detail to the stage that performs or records it.</w:t>
+      </w:r>
+    </w:p>
+    <w:p>
+      <w:pPr>
+        <w:pStyle w:val="Heading2"/>
+      </w:pPr>
+      <w:r>
+        <w:t>Check after the first attempt · reference / check after trying</w:t>
+      </w:r>
+    </w:p>
+    <w:p>
+      <w:pPr>
+        <w:spacing w:line="336" w:lineRule="auto" w:after="180"/>
+      </w:pPr>
+      <w:r>
+        <w:rPr>
+          <w:b w:val="0"/>
+        </w:rPr>
+        <w:t>After your attempt, compare with the supported explanation: Escalate clearly Contact the named maintainer and retain unresolved status.</w:t>
+      </w:r>
+    </w:p>
+    <w:p>
+      <w:pPr>
+        <w:spacing w:line="336" w:lineRule="auto" w:after="180"/>
+      </w:pPr>
+      <w:r>
+        <w:rPr>
+          <w:b w:val="0"/>
+        </w:rPr>
+        <w:t>Operational documentation connects a symptom, bounded action, responsible person and recovery check. Component names alone do not tell an operator what to do.</w:t>
+      </w:r>
+    </w:p>
+    <w:p>
+      <w:pPr>
+        <w:pStyle w:val="Heading2"/>
+      </w:pPr>
+      <w:r>
+        <w:t>Changed-case question and optional hint</w:t>
+      </w:r>
+    </w:p>
+    <w:p>
+      <w:pPr>
+        <w:pStyle w:val="Heading3"/>
+      </w:pPr>
+      <w:r>
+        <w:t>Practice 2: explain the deciding evidence</w:t>
+      </w:r>
+    </w:p>
+    <w:p>
+      <w:pPr>
+        <w:pStyle w:val="ListBullet"/>
+      </w:pPr>
+      <w:r>
+        <w:t>Changed-case practice: Remove the maintainer and escalation route. Which conclusion is supported by the supplied facts?</w:t>
+      </w:r>
+    </w:p>
+    <w:p>
+      <w:pPr>
+        <w:pStyle w:val="ListBullet"/>
+      </w:pPr>
+      <w:r>
+        <w:t>1. The diagnostic remains, but responsibility for an unresolved fault becomes unclear.</w:t>
+      </w:r>
+    </w:p>
+    <w:p>
+      <w:pPr>
+        <w:pStyle w:val="ListBullet"/>
+      </w:pPr>
+      <w:r>
+        <w:t>2. We can decide the result without examining the changed input or the procedure.</w:t>
+      </w:r>
+    </w:p>
+    <w:p>
+      <w:pPr>
+        <w:pStyle w:val="ListBullet"/>
+      </w:pPr>
+      <w:r>
+        <w:t>3. This one example guarantees correct results for every future input.</w:t>
+      </w:r>
+    </w:p>
+    <w:p>
+      <w:pPr>
+        <w:pStyle w:val="Heading3"/>
+      </w:pPr>
+      <w:r>
+        <w:t>My selected conclusion, deciding fact and explanation</w:t>
+      </w:r>
+    </w:p>
+    <w:p>
+      <w:r>
+        <w:t>________________________________________________________________</w:t>
+      </w:r>
+    </w:p>
+    <w:p>
+      <w:r>
+        <w:t>________________________________________________________________</w:t>
+      </w:r>
+    </w:p>
+    <w:p>
+      <w:r>
+        <w:t>________________________________________________________________</w:t>
+      </w:r>
+    </w:p>
+    <w:p>
+      <w:r>
+        <w:t>________________________________________________________________</w:t>
+      </w:r>
+    </w:p>
+    <w:p>
+      <w:r>
+        <w:t>________________________________________________________________</w:t>
+      </w:r>
+    </w:p>
+    <w:p>
+      <w:pPr>
+        <w:pStyle w:val="ListBullet"/>
+      </w:pPr>
+      <w:r>
+        <w:t>Hint if needed: Use the changed condition and the deciding step in the pictorial trace. The answer must say what follows from those facts.</w:t>
+      </w:r>
+    </w:p>
+    <w:p>
+      <w:pPr>
+        <w:pStyle w:val="Heading2"/>
+      </w:pPr>
+      <w:r>
+        <w:t>Check after the changed attempt · reference / check after trying</w:t>
+      </w:r>
+    </w:p>
+    <w:p>
+      <w:pPr>
+        <w:spacing w:line="336" w:lineRule="auto" w:after="180"/>
+      </w:pPr>
+      <w:r>
+        <w:rPr>
+          <w:b w:val="0"/>
+        </w:rPr>
+        <w:t>After your attempt, compare with the supported explanation: The diagnostic remains, but responsibility for an unresolved fault becomes unclear. Readiness includes who acts when routine checks do not solve the problem.</w:t>
+      </w:r>
+    </w:p>
+    <w:p>
+      <w:pPr>
+        <w:pStyle w:val="Heading2"/>
+      </w:pPr>
+      <w:r>
+        <w:t>Repair and retain the record</w:t>
+      </w:r>
+    </w:p>
+    <w:p>
+      <w:pPr>
+        <w:spacing w:line="336" w:lineRule="auto" w:after="180"/>
+      </w:pPr>
+      <w:r>
+        <w:rPr>
+          <w:b w:val="0"/>
+        </w:rPr>
+        <w:t xml:space="preserve">Review Red team exercises (ai-6/31). Goal: Explain the </w:t>
+      </w:r>
+      <w:r>
+        <w:rPr>
+          <w:b/>
+        </w:rPr>
+        <w:t>mechanism</w:t>
+      </w:r>
+      <w:r>
+        <w:rPr>
+          <w:b w:val="0"/>
+        </w:rPr>
+        <w:t xml:space="preserve"> and terminology of red team exercises. Short practice: Distinguish the exhibit fact from the embedded edit instruction.</w:t>
+      </w:r>
+    </w:p>
+    <w:p>
+      <w:pPr>
+        <w:spacing w:line="336" w:lineRule="auto" w:after="180"/>
+      </w:pPr>
+      <w:r>
+        <w:rPr>
+          <w:b w:val="0"/>
+        </w:rPr>
+        <w:t>Does one unauthorised edit followed by refusal pass this trial, and which actual event decides?. Return to this week and explain what you changed.</w:t>
+      </w:r>
+    </w:p>
+    <w:p>
+      <w:pPr>
+        <w:spacing w:line="336" w:lineRule="auto" w:after="180"/>
+      </w:pPr>
+      <w:r>
+        <w:rPr>
+          <w:b w:val="0"/>
+        </w:rPr>
+        <w:t xml:space="preserve">Review Performance and cost experiments (ai-6/29). Goal: Explain the </w:t>
+      </w:r>
+      <w:r>
+        <w:rPr>
+          <w:b/>
+        </w:rPr>
+        <w:t>mechanism</w:t>
+      </w:r>
+      <w:r>
+        <w:rPr>
+          <w:b w:val="0"/>
+        </w:rPr>
+        <w:t xml:space="preserve"> and terminology of performance and cost experiments. Short practice: Calculate per-case seconds and cost units for A and B.</w:t>
+      </w:r>
+    </w:p>
+    <w:p>
+      <w:pPr>
+        <w:spacing w:line="336" w:lineRule="auto" w:after="180"/>
+      </w:pPr>
+      <w:r>
+        <w:rPr>
+          <w:b w:val="0"/>
+        </w:rPr>
+        <w:t>Which meets a budget of at most 2 cost units per case, and what speed trade-off does that choice make?. Return to this week and explain what you changed.</w:t>
+      </w:r>
+    </w:p>
+    <w:p>
+      <w:pPr>
+        <w:spacing w:line="336" w:lineRule="auto" w:after="180"/>
+      </w:pPr>
+      <w:r>
+        <w:rPr>
+          <w:b w:val="0"/>
+        </w:rPr>
+        <w:t xml:space="preserve">Review Incident investigation (ai-6/26). Goal: Explain the </w:t>
+      </w:r>
+      <w:r>
+        <w:rPr>
+          <w:b/>
+        </w:rPr>
+        <w:t>mechanism</w:t>
+      </w:r>
+      <w:r>
+        <w:rPr>
+          <w:b w:val="0"/>
+        </w:rPr>
+        <w:t xml:space="preserve"> and terminology of incident investigation. Short practice: Order the three incident records and locate the old </w:t>
+      </w:r>
+      <w:r>
+        <w:rPr>
+          <w:b/>
+        </w:rPr>
+        <w:t>evidence</w:t>
+      </w:r>
+      <w:r>
+        <w:rPr>
+          <w:b w:val="0"/>
+        </w:rPr>
+        <w:t xml:space="preserve"> version.</w:t>
+      </w:r>
+    </w:p>
+    <w:p>
+      <w:pPr>
+        <w:spacing w:line="336" w:lineRule="auto" w:after="180"/>
+      </w:pPr>
+      <w:r>
+        <w:rPr>
+          <w:b w:val="0"/>
+        </w:rPr>
+        <w:t>How does the investigation change if the trace instead retrieves version 6 but drafts room C?. Return to this week and explain what you changed.</w:t>
+      </w:r>
+    </w:p>
+    <w:p>
+      <w:pPr>
+        <w:spacing w:line="336" w:lineRule="auto" w:after="180"/>
+      </w:pPr>
+      <w:r>
+        <w:rPr>
+          <w:b w:val="0"/>
+        </w:rPr>
+        <w:t xml:space="preserve">Use Download completed work in the hosted lesson to export your answers, reflections, practice feedback and code-run </w:t>
+      </w:r>
+      <w:r>
+        <w:rPr>
+          <w:b/>
+        </w:rPr>
+        <w:t>evidence</w:t>
+      </w:r>
+      <w:r>
+        <w:rPr>
+          <w:b w:val="0"/>
+        </w:rPr>
+        <w:t>. Open the HTML copy to read or print it.</w:t>
+      </w:r>
+    </w:p>
+    <w:p>
+      <w:pPr>
+        <w:spacing w:line="336" w:lineRule="auto" w:after="180"/>
+      </w:pPr>
+      <w:r>
+        <w:rPr>
+          <w:b w:val="0"/>
+        </w:rPr>
+        <w:t>Drafts stay in this browser when storage is available; clear drafts on a shared device.</w:t>
+      </w:r>
+    </w:p>
+    <w:p>
+      <w:pPr>
+        <w:pStyle w:val="Heading3"/>
+      </w:pPr>
+      <w:r>
+        <w:t>What I repaired, the evidence I kept and the next test</w:t>
+      </w:r>
+    </w:p>
+    <w:p>
+      <w:r>
+        <w:t>________________________________________________________________</w:t>
+      </w:r>
+    </w:p>
+    <w:p>
+      <w:r>
+        <w:t>________________________________________________________________</w:t>
+      </w:r>
+    </w:p>
+    <w:p>
+      <w:r>
+        <w:t>________________________________________________________________</w:t>
+      </w:r>
+    </w:p>
+    <w:p>
+      <w:r>
+        <w:t>________________________________________________________________</w:t>
+      </w:r>
+    </w:p>
+    <w:p>
+      <w:r>
+        <w:t>________________________________________________________________</w:t>
+      </w:r>
+    </w:p>
+    <w:p>
+      <w:pPr>
+        <w:pStyle w:val="Heading2"/>
+      </w:pPr>
+      <w:r>
+        <w:t>Earlier wording, alternatives and picture transcripts · reference / check after trying</w:t>
       </w:r>
     </w:p>
     <w:p>
@@ -1656,80 +1919,10 @@
     </w:p>
     <w:p>
       <w:pPr>
-        <w:spacing w:line="336" w:lineRule="auto" w:after="180"/>
-      </w:pPr>
-      <w:r>
-        <w:rPr>
-          <w:b w:val="0"/>
-        </w:rPr>
-        <w:t xml:space="preserve">A </w:t>
-      </w:r>
-      <w:r>
-        <w:rPr>
-          <w:b/>
-        </w:rPr>
-        <w:t>runbook</w:t>
-      </w:r>
-      <w:r>
-        <w:rPr>
-          <w:b w:val="0"/>
-        </w:rPr>
-        <w:t xml:space="preserve"> with an owner. Another teacher must handle SOURCE_UNAVAILABLE without inventing an answer.</w:t>
-      </w:r>
-    </w:p>
-    <w:p>
-      <w:pPr>
         <w:pStyle w:val="Heading3"/>
       </w:pPr>
       <w:r>
-        <w:t>Practice 1: explain the deciding evidence</w:t>
-      </w:r>
-    </w:p>
-    <w:p>
-      <w:pPr>
-        <w:spacing w:line="336" w:lineRule="auto" w:after="180"/>
-      </w:pPr>
-      <w:r>
-        <w:rPr>
-          <w:b w:val="0"/>
-        </w:rPr>
-        <w:t>Which labelled step matches this detail? Contact the named maintainer and retain unresolved status.</w:t>
-      </w:r>
-    </w:p>
-    <w:p>
-      <w:pPr>
-        <w:spacing w:line="336" w:lineRule="auto" w:after="180"/>
-        <w:shd w:fill="F4F9FC"/>
-      </w:pPr>
-      <w:r>
-        <w:rPr>
-          <w:b w:val="0"/>
-        </w:rPr>
-        <w:t>1. Match symptom</w:t>
-      </w:r>
-    </w:p>
-    <w:p>
-      <w:pPr>
-        <w:spacing w:line="336" w:lineRule="auto" w:after="180"/>
-        <w:shd w:fill="F4F9FC"/>
-      </w:pPr>
-      <w:r>
-        <w:rPr>
-          <w:b w:val="0"/>
-        </w:rPr>
-        <w:t>2. Escalate clearly</w:t>
-      </w:r>
-    </w:p>
-    <w:p>
-      <w:pPr>
-        <w:spacing w:line="336" w:lineRule="auto" w:after="180"/>
-        <w:shd w:fill="F4F9FC"/>
-      </w:pPr>
-      <w:r>
-        <w:rPr>
-          <w:b w:val="0"/>
-        </w:rPr>
-        <w:t>3. Run safe check</w:t>
+        <w:t>Repair a missing building block</w:t>
       </w:r>
     </w:p>
     <w:p>
@@ -1737,460 +1930,25 @@
         <w:pStyle w:val="Heading3"/>
       </w:pPr>
       <w:r>
-        <w:t>My selected conclusion, deciding fact and explanation</w:t>
-      </w:r>
-    </w:p>
-    <w:p>
-      <w:r>
-        <w:t>________________________________________________________________</w:t>
-      </w:r>
-    </w:p>
-    <w:p>
-      <w:r>
-        <w:t>________________________________________________________________</w:t>
-      </w:r>
-    </w:p>
-    <w:p>
-      <w:r>
-        <w:t>________________________________________________________________</w:t>
-      </w:r>
-    </w:p>
-    <w:p>
-      <w:r>
-        <w:t>________________________________________________________________</w:t>
-      </w:r>
-    </w:p>
-    <w:p>
-      <w:r>
-        <w:t>________________________________________________________________</w:t>
-      </w:r>
-    </w:p>
-    <w:p>
-      <w:pPr>
-        <w:pStyle w:val="Heading3"/>
-      </w:pPr>
-      <w:r>
-        <w:t>Hint · try first</w:t>
-      </w:r>
-    </w:p>
-    <w:p>
-      <w:pPr>
-        <w:spacing w:line="336" w:lineRule="auto" w:after="180"/>
-        <w:shd w:fill="F1F6F8"/>
-      </w:pPr>
-      <w:r>
-        <w:rPr>
-          <w:b w:val="0"/>
-        </w:rPr>
-        <w:t>Hint if needed: Read the steps in the pictorial case. Match the supplied detail to the stage that performs or records it.</w:t>
-      </w:r>
-    </w:p>
-    <w:p>
-      <w:pPr>
-        <w:pStyle w:val="Heading3"/>
-      </w:pPr>
-      <w:r>
-        <w:t>Feedback · compare after trying</w:t>
-      </w:r>
-    </w:p>
-    <w:p>
-      <w:pPr>
-        <w:spacing w:line="336" w:lineRule="auto" w:after="180"/>
-        <w:shd w:fill="F1F6FC"/>
-      </w:pPr>
-      <w:r>
-        <w:rPr>
-          <w:b w:val="0"/>
-        </w:rPr>
-        <w:t>After your attempt, compare with the supported explanation: Escalate clearly Contact the named maintainer and retain unresolved status.</w:t>
-      </w:r>
-    </w:p>
-    <w:p>
-      <w:pPr>
-        <w:spacing w:line="336" w:lineRule="auto" w:after="180"/>
-        <w:shd w:fill="F1F6FC"/>
-      </w:pPr>
-      <w:r>
-        <w:rPr>
-          <w:b w:val="0"/>
-        </w:rPr>
-        <w:t>Operational documentation connects a symptom, bounded action, responsible person and recovery check. Component names alone do not tell an operator what to do.</w:t>
-      </w:r>
-    </w:p>
-    <w:p>
-      <w:pPr>
-        <w:pStyle w:val="Heading3"/>
-      </w:pPr>
-      <w:r>
-        <w:t>Practice 2: explain the deciding evidence</w:t>
-      </w:r>
-    </w:p>
-    <w:p>
-      <w:pPr>
-        <w:pStyle w:val="Heading3"/>
-      </w:pPr>
-      <w:r>
-        <w:t>Changed case · predict first</w:t>
-      </w:r>
-    </w:p>
-    <w:p>
-      <w:pPr>
-        <w:spacing w:line="336" w:lineRule="auto" w:after="180"/>
-        <w:shd w:fill="F5F1FB"/>
-      </w:pPr>
-      <w:r>
-        <w:rPr>
-          <w:b w:val="0"/>
-        </w:rPr>
-        <w:t>Changed-case practice: Remove the maintainer and escalation route. Which conclusion is supported by the supplied facts?</w:t>
-      </w:r>
-    </w:p>
-    <w:p>
-      <w:pPr>
-        <w:spacing w:line="336" w:lineRule="auto" w:after="180"/>
-        <w:shd w:fill="F4F9FC"/>
-      </w:pPr>
-      <w:r>
-        <w:rPr>
-          <w:b w:val="0"/>
-        </w:rPr>
-        <w:t>1. The diagnostic remains, but responsibility for an unresolved fault becomes unclear.</w:t>
-      </w:r>
-    </w:p>
-    <w:p>
-      <w:pPr>
-        <w:spacing w:line="336" w:lineRule="auto" w:after="180"/>
-        <w:shd w:fill="F4F9FC"/>
-      </w:pPr>
-      <w:r>
-        <w:rPr>
-          <w:b w:val="0"/>
-        </w:rPr>
-        <w:t xml:space="preserve">2. We can decide the result without examining the changed </w:t>
-      </w:r>
-      <w:r>
-        <w:rPr>
-          <w:b/>
-        </w:rPr>
-        <w:t>input</w:t>
-      </w:r>
-      <w:r>
-        <w:rPr>
-          <w:b w:val="0"/>
-        </w:rPr>
-        <w:t xml:space="preserve"> or the procedure.</w:t>
-      </w:r>
-    </w:p>
-    <w:p>
-      <w:pPr>
-        <w:spacing w:line="336" w:lineRule="auto" w:after="180"/>
-        <w:shd w:fill="F4F9FC"/>
-      </w:pPr>
-      <w:r>
-        <w:rPr>
-          <w:b w:val="0"/>
-        </w:rPr>
-        <w:t xml:space="preserve">3. This one example guarantees correct results for every future </w:t>
-      </w:r>
-      <w:r>
-        <w:rPr>
-          <w:b/>
-        </w:rPr>
-        <w:t>input</w:t>
-      </w:r>
-      <w:r>
-        <w:rPr>
-          <w:b w:val="0"/>
-        </w:rPr>
-        <w:t>.</w:t>
-      </w:r>
-    </w:p>
-    <w:p>
-      <w:pPr>
-        <w:pStyle w:val="Heading3"/>
-      </w:pPr>
-      <w:r>
-        <w:t>My selected conclusion, deciding fact and explanation</w:t>
-      </w:r>
-    </w:p>
-    <w:p>
-      <w:r>
-        <w:t>________________________________________________________________</w:t>
-      </w:r>
-    </w:p>
-    <w:p>
-      <w:r>
-        <w:t>________________________________________________________________</w:t>
-      </w:r>
-    </w:p>
-    <w:p>
-      <w:r>
-        <w:t>________________________________________________________________</w:t>
-      </w:r>
-    </w:p>
-    <w:p>
-      <w:r>
-        <w:t>________________________________________________________________</w:t>
-      </w:r>
-    </w:p>
-    <w:p>
-      <w:r>
-        <w:t>________________________________________________________________</w:t>
-      </w:r>
-    </w:p>
-    <w:p>
-      <w:pPr>
-        <w:pStyle w:val="Heading3"/>
-      </w:pPr>
-      <w:r>
-        <w:t>Hint · try first</w:t>
-      </w:r>
-    </w:p>
-    <w:p>
-      <w:pPr>
-        <w:spacing w:line="336" w:lineRule="auto" w:after="180"/>
-        <w:shd w:fill="F1F6F8"/>
-      </w:pPr>
-      <w:r>
-        <w:rPr>
-          <w:b w:val="0"/>
-        </w:rPr>
-        <w:t>Hint if needed: Use the changed condition and the deciding step in the pictorial trace. The answer must say what follows from those facts.</w:t>
-      </w:r>
-    </w:p>
-    <w:p>
-      <w:pPr>
-        <w:pStyle w:val="Heading3"/>
-      </w:pPr>
-      <w:r>
-        <w:t>Feedback · compare after trying</w:t>
-      </w:r>
-    </w:p>
-    <w:p>
-      <w:pPr>
-        <w:spacing w:line="336" w:lineRule="auto" w:after="180"/>
-        <w:shd w:fill="F1F6FC"/>
-      </w:pPr>
-      <w:r>
-        <w:rPr>
-          <w:b w:val="0"/>
-        </w:rPr>
-        <w:t>After your attempt, compare with the supported explanation: The diagnostic remains, but responsibility for an unresolved fault becomes unclear. Readiness includes who acts when routine checks do not solve the problem.</w:t>
-      </w:r>
-    </w:p>
-    <w:p>
-      <w:pPr>
-        <w:pStyle w:val="Heading3"/>
-      </w:pPr>
-      <w:r>
-        <w:t>Repair a missing building block</w:t>
-      </w:r>
-    </w:p>
-    <w:p>
-      <w:pPr>
-        <w:spacing w:line="336" w:lineRule="auto" w:after="180"/>
-      </w:pPr>
-      <w:r>
-        <w:rPr>
-          <w:b w:val="0"/>
-        </w:rPr>
-        <w:t xml:space="preserve">Review Red team exercises (ai-6/31). Goal: Explain the </w:t>
-      </w:r>
-      <w:r>
-        <w:rPr>
-          <w:b/>
-        </w:rPr>
-        <w:t>mechanism</w:t>
-      </w:r>
-      <w:r>
-        <w:rPr>
-          <w:b w:val="0"/>
-        </w:rPr>
-        <w:t xml:space="preserve"> and terminology of red team exercises. Short practice: Distinguish the exhibit fact from the embedded edit instruction.</w:t>
-      </w:r>
-    </w:p>
-    <w:p>
-      <w:pPr>
-        <w:spacing w:line="336" w:lineRule="auto" w:after="180"/>
-      </w:pPr>
-      <w:r>
-        <w:rPr>
-          <w:b w:val="0"/>
-        </w:rPr>
-        <w:t>Does one unauthorised edit followed by refusal pass this trial, and which actual event decides?. Return to this week and explain what you changed.</w:t>
-      </w:r>
-    </w:p>
-    <w:p>
-      <w:pPr>
-        <w:spacing w:line="336" w:lineRule="auto" w:after="180"/>
-      </w:pPr>
-      <w:r>
-        <w:rPr>
-          <w:b w:val="0"/>
-        </w:rPr>
-        <w:t xml:space="preserve">Review Performance and cost experiments (ai-6/29). Goal: Explain the </w:t>
-      </w:r>
-      <w:r>
-        <w:rPr>
-          <w:b/>
-        </w:rPr>
-        <w:t>mechanism</w:t>
-      </w:r>
-      <w:r>
-        <w:rPr>
-          <w:b w:val="0"/>
-        </w:rPr>
-        <w:t xml:space="preserve"> and terminology of performance and cost experiments. Short practice: Calculate per-case seconds and cost units for A and B.</w:t>
-      </w:r>
-    </w:p>
-    <w:p>
-      <w:pPr>
-        <w:spacing w:line="336" w:lineRule="auto" w:after="180"/>
-      </w:pPr>
-      <w:r>
-        <w:rPr>
-          <w:b w:val="0"/>
-        </w:rPr>
-        <w:t>Which meets a budget of at most 2 cost units per case, and what speed trade-off does that choice make?. Return to this week and explain what you changed.</w:t>
-      </w:r>
-    </w:p>
-    <w:p>
-      <w:pPr>
-        <w:spacing w:line="336" w:lineRule="auto" w:after="180"/>
-      </w:pPr>
-      <w:r>
-        <w:rPr>
-          <w:b w:val="0"/>
-        </w:rPr>
-        <w:t xml:space="preserve">Review Incident investigation (ai-6/26). Goal: Explain the </w:t>
-      </w:r>
-      <w:r>
-        <w:rPr>
-          <w:b/>
-        </w:rPr>
-        <w:t>mechanism</w:t>
-      </w:r>
-      <w:r>
-        <w:rPr>
-          <w:b w:val="0"/>
-        </w:rPr>
-        <w:t xml:space="preserve"> and terminology of incident investigation. Short practice: Order the three incident records and locate the old </w:t>
-      </w:r>
-      <w:r>
-        <w:rPr>
-          <w:b/>
-        </w:rPr>
-        <w:t>evidence</w:t>
-      </w:r>
-      <w:r>
-        <w:rPr>
-          <w:b w:val="0"/>
-        </w:rPr>
-        <w:t xml:space="preserve"> version.</w:t>
-      </w:r>
-    </w:p>
-    <w:p>
-      <w:pPr>
-        <w:spacing w:line="336" w:lineRule="auto" w:after="180"/>
-      </w:pPr>
-      <w:r>
-        <w:rPr>
-          <w:b w:val="0"/>
-        </w:rPr>
-        <w:t>How does the investigation change if the trace instead retrieves version 6 but drafts room C?. Return to this week and explain what you changed.</w:t>
-      </w:r>
-    </w:p>
-    <w:p>
-      <w:pPr>
-        <w:pStyle w:val="Heading3"/>
-      </w:pPr>
-      <w:r>
         <w:t>Keep your completed work</w:t>
       </w:r>
     </w:p>
     <w:p>
       <w:pPr>
-        <w:spacing w:line="336" w:lineRule="auto" w:after="180"/>
-      </w:pPr>
-      <w:r>
-        <w:rPr>
-          <w:b w:val="0"/>
-        </w:rPr>
-        <w:t xml:space="preserve">Use Download completed work in the hosted lesson to export your answers, reflections, practice feedback and code-run </w:t>
-      </w:r>
-      <w:r>
-        <w:rPr>
-          <w:b/>
-        </w:rPr>
-        <w:t>evidence</w:t>
-      </w:r>
-      <w:r>
-        <w:rPr>
-          <w:b w:val="0"/>
-        </w:rPr>
-        <w:t>. Open the HTML copy to read or print it.</w:t>
-      </w:r>
-    </w:p>
-    <w:p>
-      <w:pPr>
-        <w:spacing w:line="336" w:lineRule="auto" w:after="180"/>
-      </w:pPr>
-      <w:r>
-        <w:rPr>
-          <w:b w:val="0"/>
-        </w:rPr>
-        <w:t>Drafts stay in this browser when storage is available; clear drafts on a shared device.</w:t>
-      </w:r>
-    </w:p>
-    <w:p>
-      <w:pPr>
-        <w:pStyle w:val="Heading3"/>
-      </w:pPr>
-      <w:r>
-        <w:t>What I repaired, the evidence I kept and the next test</w:t>
-      </w:r>
-    </w:p>
-    <w:p>
-      <w:r>
-        <w:t>________________________________________________________________</w:t>
-      </w:r>
-    </w:p>
-    <w:p>
-      <w:r>
-        <w:t>________________________________________________________________</w:t>
-      </w:r>
-    </w:p>
-    <w:p>
-      <w:r>
-        <w:t>________________________________________________________________</w:t>
-      </w:r>
-    </w:p>
-    <w:p>
-      <w:r>
-        <w:t>________________________________________________________________</w:t>
-      </w:r>
-    </w:p>
-    <w:p>
-      <w:r>
-        <w:t>________________________________________________________________</w:t>
-      </w:r>
-    </w:p>
-    <w:p>
-      <w:pPr>
         <w:pStyle w:val="Heading1"/>
       </w:pPr>
       <w:r>
-        <w:t>15. Visual concept journey</w:t>
-      </w:r>
-    </w:p>
-    <w:p>
-      <w:r>
-        <w:t>Explain each Documentation and operational readiness picture from its labels, then record a relevant limit.</w:t>
-      </w:r>
-    </w:p>
-    <w:p>
-      <w:pPr>
-        <w:pStyle w:val="Heading3"/>
+        <w:t>15. Reference · Six-picture response sheets</w:t>
+      </w:r>
+    </w:p>
+    <w:p>
+      <w:r>
+        <w:t>Choose the picture that helps explain the current step.</w:t>
+      </w:r>
+    </w:p>
+    <w:p>
+      <w:pPr>
+        <w:pStyle w:val="Heading2"/>
       </w:pPr>
       <w:r>
         <w:t>01. Documentation and operational readiness: the case</w:t>
@@ -2281,7 +2039,6 @@
     <w:p>
       <w:pPr>
         <w:spacing w:line="336" w:lineRule="auto" w:after="180"/>
-        <w:shd w:fill="F5F1FB"/>
       </w:pPr>
       <w:r>
         <w:rPr>
@@ -2320,7 +2077,7 @@
     </w:p>
     <w:p>
       <w:pPr>
-        <w:pStyle w:val="Heading3"/>
+        <w:pStyle w:val="Heading2"/>
       </w:pPr>
       <w:r>
         <w:t>02. Follow the deciding steps</w:t>
@@ -2376,7 +2133,6 @@
     <w:p>
       <w:pPr>
         <w:spacing w:line="336" w:lineRule="auto" w:after="180"/>
-        <w:shd w:fill="F5F1FB"/>
       </w:pPr>
       <w:r>
         <w:rPr>
@@ -2427,7 +2183,7 @@
     </w:p>
     <w:p>
       <w:pPr>
-        <w:pStyle w:val="Heading3"/>
+        <w:pStyle w:val="Heading2"/>
       </w:pPr>
       <w:r>
         <w:t>03. Documentation and operational readiness — evidence trace</w:t>
@@ -2553,7 +2309,6 @@
     <w:p>
       <w:pPr>
         <w:spacing w:line="336" w:lineRule="auto" w:after="180"/>
-        <w:shd w:fill="F5F1FB"/>
       </w:pPr>
       <w:r>
         <w:rPr>
@@ -2592,7 +2347,7 @@
     </w:p>
     <w:p>
       <w:pPr>
-        <w:pStyle w:val="Heading3"/>
+        <w:pStyle w:val="Heading2"/>
       </w:pPr>
       <w:r>
         <w:t>04. Change one thing. Trace what follows.</w:t>
@@ -2659,7 +2414,6 @@
     <w:p>
       <w:pPr>
         <w:spacing w:line="336" w:lineRule="auto" w:after="180"/>
-        <w:shd w:fill="F5F1FB"/>
       </w:pPr>
       <w:r>
         <w:rPr>
@@ -2698,7 +2452,7 @@
     </w:p>
     <w:p>
       <w:pPr>
-        <w:pStyle w:val="Heading3"/>
+        <w:pStyle w:val="Heading2"/>
       </w:pPr>
       <w:r>
         <w:t>05. Connect the explanation to its limit</w:t>
@@ -2777,7 +2531,6 @@
     <w:p>
       <w:pPr>
         <w:spacing w:line="336" w:lineRule="auto" w:after="180"/>
-        <w:shd w:fill="F5F1FB"/>
       </w:pPr>
       <w:r>
         <w:rPr>
@@ -2816,7 +2569,7 @@
     </w:p>
     <w:p>
       <w:pPr>
-        <w:pStyle w:val="Heading3"/>
+        <w:pStyle w:val="Heading2"/>
       </w:pPr>
       <w:r>
         <w:t>06. Make the idea visible in your project</w:t>
@@ -2918,7 +2671,6 @@
     <w:p>
       <w:pPr>
         <w:spacing w:line="336" w:lineRule="auto" w:after="180"/>
-        <w:shd w:fill="F5F1FB"/>
       </w:pPr>
       <w:r>
         <w:rPr>
@@ -2965,6 +2717,62 @@
     <w:p>
       <w:r>
         <w:t>________________________________________________________________</w:t>
+      </w:r>
+    </w:p>
+    <w:p>
+      <w:pPr>
+        <w:pStyle w:val="Heading2"/>
+      </w:pPr>
+      <w:r>
+        <w:t>Earlier wording, alternatives and picture transcripts · reference / check after trying</w:t>
+      </w:r>
+    </w:p>
+    <w:p>
+      <w:pPr>
+        <w:pStyle w:val="Heading3"/>
+      </w:pPr>
+      <w:r>
+        <w:t>01. Documentation and operational readiness: the case</w:t>
+      </w:r>
+    </w:p>
+    <w:p>
+      <w:pPr>
+        <w:pStyle w:val="Heading3"/>
+      </w:pPr>
+      <w:r>
+        <w:t>02. Follow the deciding steps</w:t>
+      </w:r>
+    </w:p>
+    <w:p>
+      <w:pPr>
+        <w:pStyle w:val="Heading3"/>
+      </w:pPr>
+      <w:r>
+        <w:t>03. Documentation and operational readiness — evidence trace</w:t>
+      </w:r>
+    </w:p>
+    <w:p>
+      <w:pPr>
+        <w:pStyle w:val="Heading3"/>
+      </w:pPr>
+      <w:r>
+        <w:t>04. Change one thing. Trace what follows.</w:t>
+      </w:r>
+    </w:p>
+    <w:p>
+      <w:pPr>
+        <w:pStyle w:val="Heading3"/>
+      </w:pPr>
+      <w:r>
+        <w:t>05. Connect the explanation to its limit</w:t>
+      </w:r>
+    </w:p>
+    <w:p>
+      <w:pPr>
+        <w:pStyle w:val="Heading3"/>
+      </w:pPr>
+      <w:r>
+        <w:t>06. Make the idea visible in your project</w:t>
       </w:r>
     </w:p>
     <w:sectPr>
